--- a/documentacion/Recaudación de requisitos y boceto - Bungalo APP.docx
+++ b/documentacion/Recaudación de requisitos y boceto - Bungalo APP.docx
@@ -276,9 +276,908 @@
         <w:br w:type="page"/>
       </w:r>
     </w:p>
-    <w:p>
-      <w:r>
-        <w:lastRenderedPageBreak/>
+    <w:sdt>
+      <w:sdtPr>
+        <w:id w:val="376593266"/>
+        <w:docPartObj>
+          <w:docPartGallery w:val="Table of Contents"/>
+          <w:docPartUnique/>
+        </w:docPartObj>
+      </w:sdtPr>
+      <w:sdtEndPr>
+        <w:rPr>
+          <w:rFonts w:asciiTheme="minorHAnsi" w:eastAsiaTheme="minorHAnsi" w:hAnsiTheme="minorHAnsi" w:cstheme="minorBidi"/>
+          <w:b/>
+          <w:bCs/>
+          <w:color w:val="auto"/>
+          <w:kern w:val="2"/>
+          <w:sz w:val="24"/>
+          <w:szCs w:val="24"/>
+          <w:lang w:eastAsia="en-US"/>
+          <w14:ligatures w14:val="standardContextual"/>
+        </w:rPr>
+      </w:sdtEndPr>
+      <w:sdtContent>
+        <w:p>
+          <w:pPr>
+            <w:pStyle w:val="TtuloTDC"/>
+          </w:pPr>
+          <w:r>
+            <w:t>Contenido</w:t>
+          </w:r>
+        </w:p>
+        <w:p>
+          <w:pPr>
+            <w:pStyle w:val="TDC1"/>
+            <w:tabs>
+              <w:tab w:val="left" w:pos="480"/>
+              <w:tab w:val="right" w:leader="dot" w:pos="8494"/>
+            </w:tabs>
+            <w:rPr>
+              <w:rFonts w:eastAsiaTheme="minorEastAsia"/>
+              <w:noProof/>
+              <w:lang w:eastAsia="es-ES"/>
+            </w:rPr>
+          </w:pPr>
+          <w:r>
+            <w:fldChar w:fldCharType="begin"/>
+          </w:r>
+          <w:r>
+            <w:instrText xml:space="preserve"> TOC \o "1-3" \h \z \u </w:instrText>
+          </w:r>
+          <w:r>
+            <w:fldChar w:fldCharType="separate"/>
+          </w:r>
+          <w:hyperlink w:anchor="_Toc243492016" w:history="1">
+            <w:r>
+              <w:rPr>
+                <w:rStyle w:val="Hipervnculo"/>
+                <w:noProof/>
+                <w:color w:val="4B8090" w:themeColor="hyperlink" w:themeTint="F2"/>
+              </w:rPr>
+              <w:t>1.</w:t>
+            </w:r>
+            <w:r>
+              <w:rPr>
+                <w:rFonts w:eastAsiaTheme="minorEastAsia"/>
+                <w:noProof/>
+                <w:lang w:eastAsia="es-ES"/>
+              </w:rPr>
+              <w:tab/>
+            </w:r>
+            <w:r>
+              <w:rPr>
+                <w:rStyle w:val="Hipervnculo"/>
+                <w:noProof/>
+                <w:color w:val="4B8090" w:themeColor="hyperlink" w:themeTint="F2"/>
+              </w:rPr>
+              <w:t>Recopilación de requisitos</w:t>
+            </w:r>
+            <w:r>
+              <w:rPr>
+                <w:noProof/>
+                <w:webHidden/>
+              </w:rPr>
+              <w:tab/>
+            </w:r>
+            <w:r>
+              <w:rPr>
+                <w:noProof/>
+                <w:webHidden/>
+              </w:rPr>
+              <w:fldChar w:fldCharType="begin"/>
+            </w:r>
+            <w:r>
+              <w:rPr>
+                <w:noProof/>
+                <w:webHidden/>
+              </w:rPr>
+              <w:instrText xml:space="preserve"> PAGEREF _Toc243492016 \h </w:instrText>
+            </w:r>
+            <w:r>
+              <w:rPr>
+                <w:noProof/>
+                <w:webHidden/>
+              </w:rPr>
+            </w:r>
+            <w:r>
+              <w:rPr>
+                <w:noProof/>
+                <w:webHidden/>
+              </w:rPr>
+              <w:fldChar w:fldCharType="separate"/>
+            </w:r>
+            <w:r>
+              <w:rPr>
+                <w:noProof/>
+                <w:webHidden/>
+              </w:rPr>
+              <w:t>3</w:t>
+            </w:r>
+            <w:r>
+              <w:rPr>
+                <w:noProof/>
+                <w:webHidden/>
+              </w:rPr>
+              <w:fldChar w:fldCharType="end"/>
+            </w:r>
+          </w:hyperlink>
+        </w:p>
+        <w:p>
+          <w:pPr>
+            <w:pStyle w:val="TDC1"/>
+            <w:tabs>
+              <w:tab w:val="left" w:pos="480"/>
+              <w:tab w:val="right" w:leader="dot" w:pos="8494"/>
+            </w:tabs>
+            <w:rPr>
+              <w:rFonts w:eastAsiaTheme="minorEastAsia"/>
+              <w:noProof/>
+              <w:lang w:eastAsia="es-ES"/>
+            </w:rPr>
+          </w:pPr>
+          <w:hyperlink w:anchor="_Toc243492017" w:history="1">
+            <w:r>
+              <w:rPr>
+                <w:rStyle w:val="Hipervnculo"/>
+                <w:noProof/>
+                <w:color w:val="4B8090" w:themeColor="hyperlink" w:themeTint="F2"/>
+              </w:rPr>
+              <w:t>2.</w:t>
+            </w:r>
+            <w:r>
+              <w:rPr>
+                <w:rFonts w:eastAsiaTheme="minorEastAsia"/>
+                <w:noProof/>
+                <w:lang w:eastAsia="es-ES"/>
+              </w:rPr>
+              <w:tab/>
+            </w:r>
+            <w:r>
+              <w:rPr>
+                <w:rStyle w:val="Hipervnculo"/>
+                <w:noProof/>
+                <w:color w:val="4B8090" w:themeColor="hyperlink" w:themeTint="F2"/>
+              </w:rPr>
+              <w:t>Estudio de aplicaciones y web.</w:t>
+            </w:r>
+            <w:r>
+              <w:rPr>
+                <w:noProof/>
+                <w:webHidden/>
+              </w:rPr>
+              <w:tab/>
+            </w:r>
+            <w:r>
+              <w:rPr>
+                <w:noProof/>
+                <w:webHidden/>
+              </w:rPr>
+              <w:fldChar w:fldCharType="begin"/>
+            </w:r>
+            <w:r>
+              <w:rPr>
+                <w:noProof/>
+                <w:webHidden/>
+              </w:rPr>
+              <w:instrText xml:space="preserve"> PAGEREF _Toc243492017 \h </w:instrText>
+            </w:r>
+            <w:r>
+              <w:rPr>
+                <w:noProof/>
+                <w:webHidden/>
+              </w:rPr>
+            </w:r>
+            <w:r>
+              <w:rPr>
+                <w:noProof/>
+                <w:webHidden/>
+              </w:rPr>
+              <w:fldChar w:fldCharType="separate"/>
+            </w:r>
+            <w:r>
+              <w:rPr>
+                <w:noProof/>
+                <w:webHidden/>
+              </w:rPr>
+              <w:t>4</w:t>
+            </w:r>
+            <w:r>
+              <w:rPr>
+                <w:noProof/>
+                <w:webHidden/>
+              </w:rPr>
+              <w:fldChar w:fldCharType="end"/>
+            </w:r>
+          </w:hyperlink>
+        </w:p>
+        <w:p>
+          <w:pPr>
+            <w:pStyle w:val="TDC1"/>
+            <w:tabs>
+              <w:tab w:val="left" w:pos="480"/>
+              <w:tab w:val="right" w:leader="dot" w:pos="8494"/>
+            </w:tabs>
+            <w:rPr>
+              <w:rFonts w:eastAsiaTheme="minorEastAsia"/>
+              <w:noProof/>
+              <w:lang w:eastAsia="es-ES"/>
+            </w:rPr>
+          </w:pPr>
+          <w:hyperlink w:anchor="_Toc243492018" w:history="1">
+            <w:r>
+              <w:rPr>
+                <w:rStyle w:val="Hipervnculo"/>
+                <w:noProof/>
+                <w:color w:val="4B8090" w:themeColor="hyperlink" w:themeTint="F2"/>
+              </w:rPr>
+              <w:t>3.</w:t>
+            </w:r>
+            <w:r>
+              <w:rPr>
+                <w:rFonts w:eastAsiaTheme="minorEastAsia"/>
+                <w:noProof/>
+                <w:lang w:eastAsia="es-ES"/>
+              </w:rPr>
+              <w:tab/>
+            </w:r>
+            <w:r>
+              <w:rPr>
+                <w:rStyle w:val="Hipervnculo"/>
+                <w:noProof/>
+                <w:color w:val="4B8090" w:themeColor="hyperlink" w:themeTint="F2"/>
+              </w:rPr>
+              <w:t>Realización y explicación de boceto propuesto</w:t>
+            </w:r>
+            <w:r>
+              <w:rPr>
+                <w:noProof/>
+                <w:webHidden/>
+              </w:rPr>
+              <w:tab/>
+            </w:r>
+            <w:r>
+              <w:rPr>
+                <w:noProof/>
+                <w:webHidden/>
+              </w:rPr>
+              <w:fldChar w:fldCharType="begin"/>
+            </w:r>
+            <w:r>
+              <w:rPr>
+                <w:noProof/>
+                <w:webHidden/>
+              </w:rPr>
+              <w:instrText xml:space="preserve"> PAGEREF _Toc243492018 \h </w:instrText>
+            </w:r>
+            <w:r>
+              <w:rPr>
+                <w:noProof/>
+                <w:webHidden/>
+              </w:rPr>
+            </w:r>
+            <w:r>
+              <w:rPr>
+                <w:noProof/>
+                <w:webHidden/>
+              </w:rPr>
+              <w:fldChar w:fldCharType="separate"/>
+            </w:r>
+            <w:r>
+              <w:rPr>
+                <w:noProof/>
+                <w:webHidden/>
+              </w:rPr>
+              <w:t>6</w:t>
+            </w:r>
+            <w:r>
+              <w:rPr>
+                <w:noProof/>
+                <w:webHidden/>
+              </w:rPr>
+              <w:fldChar w:fldCharType="end"/>
+            </w:r>
+          </w:hyperlink>
+        </w:p>
+        <w:p>
+          <w:pPr>
+            <w:pStyle w:val="TDC2"/>
+            <w:tabs>
+              <w:tab w:val="left" w:pos="960"/>
+              <w:tab w:val="right" w:leader="dot" w:pos="8494"/>
+            </w:tabs>
+            <w:rPr>
+              <w:rFonts w:eastAsiaTheme="minorEastAsia"/>
+              <w:noProof/>
+              <w:lang w:eastAsia="es-ES"/>
+            </w:rPr>
+          </w:pPr>
+          <w:hyperlink w:anchor="_Toc243492019" w:history="1">
+            <w:r>
+              <w:rPr>
+                <w:rStyle w:val="Hipervnculo"/>
+                <w:i/>
+                <w:iCs/>
+                <w:noProof/>
+                <w:color w:val="4B8090" w:themeColor="hyperlink" w:themeTint="F2"/>
+              </w:rPr>
+              <w:t>3.1</w:t>
+            </w:r>
+            <w:r>
+              <w:rPr>
+                <w:rFonts w:eastAsiaTheme="minorEastAsia"/>
+                <w:noProof/>
+                <w:lang w:eastAsia="es-ES"/>
+              </w:rPr>
+              <w:tab/>
+            </w:r>
+            <w:r>
+              <w:rPr>
+                <w:rStyle w:val="Hipervnculo"/>
+                <w:i/>
+                <w:iCs/>
+                <w:noProof/>
+                <w:color w:val="4B8090" w:themeColor="hyperlink" w:themeTint="F2"/>
+              </w:rPr>
+              <w:t>Inicio y login.</w:t>
+            </w:r>
+            <w:r>
+              <w:rPr>
+                <w:noProof/>
+                <w:webHidden/>
+              </w:rPr>
+              <w:tab/>
+            </w:r>
+            <w:r>
+              <w:rPr>
+                <w:noProof/>
+                <w:webHidden/>
+              </w:rPr>
+              <w:fldChar w:fldCharType="begin"/>
+            </w:r>
+            <w:r>
+              <w:rPr>
+                <w:noProof/>
+                <w:webHidden/>
+              </w:rPr>
+              <w:instrText xml:space="preserve"> PAGEREF _Toc243492019 \h </w:instrText>
+            </w:r>
+            <w:r>
+              <w:rPr>
+                <w:noProof/>
+                <w:webHidden/>
+              </w:rPr>
+            </w:r>
+            <w:r>
+              <w:rPr>
+                <w:noProof/>
+                <w:webHidden/>
+              </w:rPr>
+              <w:fldChar w:fldCharType="separate"/>
+            </w:r>
+            <w:r>
+              <w:rPr>
+                <w:noProof/>
+                <w:webHidden/>
+              </w:rPr>
+              <w:t>6</w:t>
+            </w:r>
+            <w:r>
+              <w:rPr>
+                <w:noProof/>
+                <w:webHidden/>
+              </w:rPr>
+              <w:fldChar w:fldCharType="end"/>
+            </w:r>
+          </w:hyperlink>
+        </w:p>
+        <w:p>
+          <w:pPr>
+            <w:pStyle w:val="TDC2"/>
+            <w:tabs>
+              <w:tab w:val="left" w:pos="960"/>
+              <w:tab w:val="right" w:leader="dot" w:pos="8494"/>
+            </w:tabs>
+            <w:rPr>
+              <w:rFonts w:eastAsiaTheme="minorEastAsia"/>
+              <w:noProof/>
+              <w:lang w:eastAsia="es-ES"/>
+            </w:rPr>
+          </w:pPr>
+          <w:hyperlink w:anchor="_Toc243492020" w:history="1">
+            <w:r>
+              <w:rPr>
+                <w:rStyle w:val="Hipervnculo"/>
+                <w:noProof/>
+                <w:color w:val="4B8090" w:themeColor="hyperlink" w:themeTint="F2"/>
+              </w:rPr>
+              <w:t>3.2</w:t>
+            </w:r>
+            <w:r>
+              <w:rPr>
+                <w:rFonts w:eastAsiaTheme="minorEastAsia"/>
+                <w:noProof/>
+                <w:lang w:eastAsia="es-ES"/>
+              </w:rPr>
+              <w:tab/>
+            </w:r>
+            <w:r>
+              <w:rPr>
+                <w:rStyle w:val="Hipervnculo"/>
+                <w:noProof/>
+                <w:color w:val="4B8090" w:themeColor="hyperlink" w:themeTint="F2"/>
+              </w:rPr>
+              <w:t>Panel de control.</w:t>
+            </w:r>
+            <w:r>
+              <w:rPr>
+                <w:noProof/>
+                <w:webHidden/>
+              </w:rPr>
+              <w:tab/>
+            </w:r>
+            <w:r>
+              <w:rPr>
+                <w:noProof/>
+                <w:webHidden/>
+              </w:rPr>
+              <w:fldChar w:fldCharType="begin"/>
+            </w:r>
+            <w:r>
+              <w:rPr>
+                <w:noProof/>
+                <w:webHidden/>
+              </w:rPr>
+              <w:instrText xml:space="preserve"> PAGEREF _Toc243492020 \h </w:instrText>
+            </w:r>
+            <w:r>
+              <w:rPr>
+                <w:noProof/>
+                <w:webHidden/>
+              </w:rPr>
+            </w:r>
+            <w:r>
+              <w:rPr>
+                <w:noProof/>
+                <w:webHidden/>
+              </w:rPr>
+              <w:fldChar w:fldCharType="separate"/>
+            </w:r>
+            <w:r>
+              <w:rPr>
+                <w:noProof/>
+                <w:webHidden/>
+              </w:rPr>
+              <w:t>7</w:t>
+            </w:r>
+            <w:r>
+              <w:rPr>
+                <w:noProof/>
+                <w:webHidden/>
+              </w:rPr>
+              <w:fldChar w:fldCharType="end"/>
+            </w:r>
+          </w:hyperlink>
+        </w:p>
+        <w:p>
+          <w:pPr>
+            <w:pStyle w:val="TDC2"/>
+            <w:tabs>
+              <w:tab w:val="left" w:pos="960"/>
+              <w:tab w:val="right" w:leader="dot" w:pos="8494"/>
+            </w:tabs>
+            <w:rPr>
+              <w:rFonts w:eastAsiaTheme="minorEastAsia"/>
+              <w:noProof/>
+              <w:lang w:eastAsia="es-ES"/>
+            </w:rPr>
+          </w:pPr>
+          <w:hyperlink w:anchor="_Toc243492021" w:history="1">
+            <w:r>
+              <w:rPr>
+                <w:rStyle w:val="Hipervnculo"/>
+                <w:noProof/>
+                <w:color w:val="4B8090" w:themeColor="hyperlink" w:themeTint="F2"/>
+              </w:rPr>
+              <w:t>3.3</w:t>
+            </w:r>
+            <w:r>
+              <w:rPr>
+                <w:rFonts w:eastAsiaTheme="minorEastAsia"/>
+                <w:noProof/>
+                <w:lang w:eastAsia="es-ES"/>
+              </w:rPr>
+              <w:tab/>
+            </w:r>
+            <w:r>
+              <w:rPr>
+                <w:rStyle w:val="Hipervnculo"/>
+                <w:noProof/>
+                <w:color w:val="4B8090" w:themeColor="hyperlink" w:themeTint="F2"/>
+              </w:rPr>
+              <w:t>Reservas</w:t>
+            </w:r>
+            <w:r>
+              <w:rPr>
+                <w:noProof/>
+                <w:webHidden/>
+              </w:rPr>
+              <w:tab/>
+            </w:r>
+            <w:r>
+              <w:rPr>
+                <w:noProof/>
+                <w:webHidden/>
+              </w:rPr>
+              <w:fldChar w:fldCharType="begin"/>
+            </w:r>
+            <w:r>
+              <w:rPr>
+                <w:noProof/>
+                <w:webHidden/>
+              </w:rPr>
+              <w:instrText xml:space="preserve"> PAGEREF _Toc243492021 \h </w:instrText>
+            </w:r>
+            <w:r>
+              <w:rPr>
+                <w:noProof/>
+                <w:webHidden/>
+              </w:rPr>
+            </w:r>
+            <w:r>
+              <w:rPr>
+                <w:noProof/>
+                <w:webHidden/>
+              </w:rPr>
+              <w:fldChar w:fldCharType="separate"/>
+            </w:r>
+            <w:r>
+              <w:rPr>
+                <w:noProof/>
+                <w:webHidden/>
+              </w:rPr>
+              <w:t>8</w:t>
+            </w:r>
+            <w:r>
+              <w:rPr>
+                <w:noProof/>
+                <w:webHidden/>
+              </w:rPr>
+              <w:fldChar w:fldCharType="end"/>
+            </w:r>
+          </w:hyperlink>
+        </w:p>
+        <w:p>
+          <w:pPr>
+            <w:pStyle w:val="TDC2"/>
+            <w:tabs>
+              <w:tab w:val="left" w:pos="960"/>
+              <w:tab w:val="right" w:leader="dot" w:pos="8494"/>
+            </w:tabs>
+            <w:rPr>
+              <w:rFonts w:eastAsiaTheme="minorEastAsia"/>
+              <w:noProof/>
+              <w:lang w:eastAsia="es-ES"/>
+            </w:rPr>
+          </w:pPr>
+          <w:hyperlink w:anchor="_Toc243492022" w:history="1">
+            <w:r>
+              <w:rPr>
+                <w:rStyle w:val="Hipervnculo"/>
+                <w:noProof/>
+                <w:color w:val="4B8090" w:themeColor="hyperlink" w:themeTint="F2"/>
+              </w:rPr>
+              <w:t>3.4</w:t>
+            </w:r>
+            <w:r>
+              <w:rPr>
+                <w:rFonts w:eastAsiaTheme="minorEastAsia"/>
+                <w:noProof/>
+                <w:lang w:eastAsia="es-ES"/>
+              </w:rPr>
+              <w:tab/>
+            </w:r>
+            <w:r>
+              <w:rPr>
+                <w:rStyle w:val="Hipervnculo"/>
+                <w:noProof/>
+                <w:color w:val="4B8090" w:themeColor="hyperlink" w:themeTint="F2"/>
+              </w:rPr>
+              <w:t>Alojamiento</w:t>
+            </w:r>
+            <w:r>
+              <w:rPr>
+                <w:noProof/>
+                <w:webHidden/>
+              </w:rPr>
+              <w:tab/>
+            </w:r>
+            <w:r>
+              <w:rPr>
+                <w:noProof/>
+                <w:webHidden/>
+              </w:rPr>
+              <w:fldChar w:fldCharType="begin"/>
+            </w:r>
+            <w:r>
+              <w:rPr>
+                <w:noProof/>
+                <w:webHidden/>
+              </w:rPr>
+              <w:instrText xml:space="preserve"> PAGEREF _Toc243492022 \h </w:instrText>
+            </w:r>
+            <w:r>
+              <w:rPr>
+                <w:noProof/>
+                <w:webHidden/>
+              </w:rPr>
+            </w:r>
+            <w:r>
+              <w:rPr>
+                <w:noProof/>
+                <w:webHidden/>
+              </w:rPr>
+              <w:fldChar w:fldCharType="separate"/>
+            </w:r>
+            <w:r>
+              <w:rPr>
+                <w:noProof/>
+                <w:webHidden/>
+              </w:rPr>
+              <w:t>10</w:t>
+            </w:r>
+            <w:r>
+              <w:rPr>
+                <w:noProof/>
+                <w:webHidden/>
+              </w:rPr>
+              <w:fldChar w:fldCharType="end"/>
+            </w:r>
+          </w:hyperlink>
+        </w:p>
+        <w:p>
+          <w:pPr>
+            <w:pStyle w:val="TDC2"/>
+            <w:tabs>
+              <w:tab w:val="left" w:pos="960"/>
+              <w:tab w:val="right" w:leader="dot" w:pos="8494"/>
+            </w:tabs>
+            <w:rPr>
+              <w:rFonts w:eastAsiaTheme="minorEastAsia"/>
+              <w:noProof/>
+              <w:lang w:eastAsia="es-ES"/>
+            </w:rPr>
+          </w:pPr>
+          <w:hyperlink w:anchor="_Toc243492023" w:history="1">
+            <w:r>
+              <w:rPr>
+                <w:rStyle w:val="Hipervnculo"/>
+                <w:noProof/>
+                <w:color w:val="4B8090" w:themeColor="hyperlink" w:themeTint="F2"/>
+              </w:rPr>
+              <w:t>3.5</w:t>
+            </w:r>
+            <w:r>
+              <w:rPr>
+                <w:rFonts w:eastAsiaTheme="minorEastAsia"/>
+                <w:noProof/>
+                <w:lang w:eastAsia="es-ES"/>
+              </w:rPr>
+              <w:tab/>
+            </w:r>
+            <w:r>
+              <w:rPr>
+                <w:rStyle w:val="Hipervnculo"/>
+                <w:noProof/>
+                <w:color w:val="4B8090" w:themeColor="hyperlink" w:themeTint="F2"/>
+              </w:rPr>
+              <w:t>Actividades</w:t>
+            </w:r>
+            <w:r>
+              <w:rPr>
+                <w:noProof/>
+                <w:webHidden/>
+              </w:rPr>
+              <w:tab/>
+            </w:r>
+            <w:r>
+              <w:rPr>
+                <w:noProof/>
+                <w:webHidden/>
+              </w:rPr>
+              <w:fldChar w:fldCharType="begin"/>
+            </w:r>
+            <w:r>
+              <w:rPr>
+                <w:noProof/>
+                <w:webHidden/>
+              </w:rPr>
+              <w:instrText xml:space="preserve"> PAGEREF _Toc243492023 \h </w:instrText>
+            </w:r>
+            <w:r>
+              <w:rPr>
+                <w:noProof/>
+                <w:webHidden/>
+              </w:rPr>
+            </w:r>
+            <w:r>
+              <w:rPr>
+                <w:noProof/>
+                <w:webHidden/>
+              </w:rPr>
+              <w:fldChar w:fldCharType="separate"/>
+            </w:r>
+            <w:r>
+              <w:rPr>
+                <w:noProof/>
+                <w:webHidden/>
+              </w:rPr>
+              <w:t>11</w:t>
+            </w:r>
+            <w:r>
+              <w:rPr>
+                <w:noProof/>
+                <w:webHidden/>
+              </w:rPr>
+              <w:fldChar w:fldCharType="end"/>
+            </w:r>
+          </w:hyperlink>
+        </w:p>
+        <w:p>
+          <w:pPr>
+            <w:pStyle w:val="TDC2"/>
+            <w:tabs>
+              <w:tab w:val="left" w:pos="960"/>
+              <w:tab w:val="right" w:leader="dot" w:pos="8494"/>
+            </w:tabs>
+            <w:rPr>
+              <w:rFonts w:eastAsiaTheme="minorEastAsia"/>
+              <w:noProof/>
+              <w:lang w:eastAsia="es-ES"/>
+            </w:rPr>
+          </w:pPr>
+          <w:hyperlink w:anchor="_Toc243492024" w:history="1">
+            <w:r>
+              <w:rPr>
+                <w:rStyle w:val="Hipervnculo"/>
+                <w:noProof/>
+                <w:color w:val="4B8090" w:themeColor="hyperlink" w:themeTint="F2"/>
+              </w:rPr>
+              <w:t>3.6</w:t>
+            </w:r>
+            <w:r>
+              <w:rPr>
+                <w:rFonts w:eastAsiaTheme="minorEastAsia"/>
+                <w:noProof/>
+                <w:lang w:eastAsia="es-ES"/>
+              </w:rPr>
+              <w:tab/>
+            </w:r>
+            <w:r>
+              <w:rPr>
+                <w:rStyle w:val="Hipervnculo"/>
+                <w:noProof/>
+                <w:color w:val="4B8090" w:themeColor="hyperlink" w:themeTint="F2"/>
+              </w:rPr>
+              <w:t>Personal</w:t>
+            </w:r>
+            <w:r>
+              <w:rPr>
+                <w:noProof/>
+                <w:webHidden/>
+              </w:rPr>
+              <w:tab/>
+            </w:r>
+            <w:r>
+              <w:rPr>
+                <w:noProof/>
+                <w:webHidden/>
+              </w:rPr>
+              <w:fldChar w:fldCharType="begin"/>
+            </w:r>
+            <w:r>
+              <w:rPr>
+                <w:noProof/>
+                <w:webHidden/>
+              </w:rPr>
+              <w:instrText xml:space="preserve"> PAGEREF _Toc243492024 \h </w:instrText>
+            </w:r>
+            <w:r>
+              <w:rPr>
+                <w:noProof/>
+                <w:webHidden/>
+              </w:rPr>
+            </w:r>
+            <w:r>
+              <w:rPr>
+                <w:noProof/>
+                <w:webHidden/>
+              </w:rPr>
+              <w:fldChar w:fldCharType="separate"/>
+            </w:r>
+            <w:r>
+              <w:rPr>
+                <w:noProof/>
+                <w:webHidden/>
+              </w:rPr>
+              <w:t>11</w:t>
+            </w:r>
+            <w:r>
+              <w:rPr>
+                <w:noProof/>
+                <w:webHidden/>
+              </w:rPr>
+              <w:fldChar w:fldCharType="end"/>
+            </w:r>
+          </w:hyperlink>
+        </w:p>
+        <w:p>
+          <w:r>
+            <w:rPr>
+              <w:b/>
+              <w:bCs/>
+            </w:rPr>
+            <w:fldChar w:fldCharType="end"/>
+          </w:r>
+        </w:p>
+      </w:sdtContent>
+    </w:sdt>
+    <w:p/>
+    <w:p/>
+    <w:p/>
+    <w:p/>
+    <w:p/>
+    <w:p/>
+    <w:p/>
+    <w:p/>
+    <w:p/>
+    <w:p/>
+    <w:p/>
+    <w:p/>
+    <w:p/>
+    <w:p/>
+    <w:p/>
+    <w:p/>
+    <w:p/>
+    <w:p/>
+    <w:p/>
+    <w:p/>
+    <w:p/>
+    <w:p/>
+    <w:p/>
+    <w:p/>
+    <w:p/>
+    <w:p/>
+    <w:p/>
+    <w:p/>
+    <w:p>
+      <w:pPr>
+        <w:pStyle w:val="Ttulo1"/>
+        <w:numPr>
+          <w:ilvl w:val="0"/>
+          <w:numId w:val="4"/>
+        </w:numPr>
+        <w:rPr>
+          <w:rFonts w:asciiTheme="minorHAnsi" w:hAnsiTheme="minorHAnsi"/>
+          <w:color w:val="0D0D0D" w:themeColor="text1" w:themeTint="F2"/>
+        </w:rPr>
+      </w:pPr>
+      <w:bookmarkStart w:id="0" w:name="_Toc243487237"/>
+      <w:bookmarkStart w:id="1" w:name="_Toc243492016"/>
+      <w:r>
+        <w:rPr>
+          <w:rFonts w:asciiTheme="minorHAnsi" w:hAnsiTheme="minorHAnsi"/>
+          <w:color w:val="0D0D0D" w:themeColor="text1" w:themeTint="F2"/>
+        </w:rPr>
+        <w:t>Recopilación de requisitos</w:t>
+      </w:r>
+      <w:bookmarkEnd w:id="0"/>
+      <w:bookmarkEnd w:id="1"/>
+    </w:p>
+    <w:p/>
+    <w:p/>
+    <w:p>
+      <w:r>
         <w:t>Antes de crear</w:t>
       </w:r>
       <w:r>
@@ -409,6 +1308,7 @@
         </w:numPr>
       </w:pPr>
       <w:r>
+        <w:lastRenderedPageBreak/>
         <w:t>Gestión de reservas:</w:t>
       </w:r>
     </w:p>
@@ -488,7 +1388,6 @@
     <w:p/>
     <w:p>
       <w:r>
-        <w:lastRenderedPageBreak/>
         <w:t xml:space="preserve">Se tiene que añadir una sección de actividades, donde se puedan dar de alta o baja las mismas. </w:t>
       </w:r>
       <w:r>
@@ -504,57 +1403,74 @@
     <w:p/>
     <w:p/>
     <w:p>
-      <w:r>
-        <w:rPr>
-          <w:b/>
-          <w:bCs/>
+      <w:pPr>
+        <w:pStyle w:val="Ttulo1"/>
+        <w:numPr>
+          <w:ilvl w:val="0"/>
+          <w:numId w:val="4"/>
+        </w:numPr>
+        <w:rPr>
+          <w:rFonts w:asciiTheme="minorHAnsi" w:hAnsiTheme="minorHAnsi"/>
+          <w:color w:val="0D0D0D" w:themeColor="text1" w:themeTint="F2"/>
+        </w:rPr>
+      </w:pPr>
+      <w:bookmarkStart w:id="2" w:name="_Toc243492017"/>
+      <w:r>
+        <w:rPr>
+          <w:rFonts w:asciiTheme="minorHAnsi" w:hAnsiTheme="minorHAnsi"/>
+          <w:color w:val="0D0D0D" w:themeColor="text1" w:themeTint="F2"/>
+        </w:rPr>
+        <w:t>Estudio de aplicaciones y web.</w:t>
+      </w:r>
+      <w:bookmarkEnd w:id="2"/>
+      <w:r>
+        <w:rPr>
+          <w:rFonts w:asciiTheme="minorHAnsi" w:hAnsiTheme="minorHAnsi"/>
+          <w:color w:val="0D0D0D" w:themeColor="text1" w:themeTint="F2"/>
+        </w:rPr>
+        <w:br/>
+      </w:r>
+    </w:p>
+    <w:p>
+      <w:r>
+        <w:t xml:space="preserve">Para realizar nuestros </w:t>
+      </w:r>
+      <w:r>
+        <w:t xml:space="preserve">bocetos en Balsamiq, tomamos de referencia estás dos páginas, </w:t>
+      </w:r>
+      <w:proofErr w:type="spellStart"/>
+      <w:r>
+        <w:t>Booking</w:t>
+      </w:r>
+      <w:proofErr w:type="spellEnd"/>
+      <w:r>
+        <w:t xml:space="preserve"> y Airbnb.</w:t>
+      </w:r>
+    </w:p>
+    <w:p/>
+    <w:p>
+      <w:r>
+        <w:t xml:space="preserve">A </w:t>
+      </w:r>
+      <w:r>
+        <w:t>continuación,</w:t>
+      </w:r>
+      <w:r>
+        <w:t xml:space="preserve"> se explaya un breve es</w:t>
+      </w:r>
+      <w:r>
+        <w:t>tudio de ambas páginas.</w:t>
+      </w:r>
+    </w:p>
+    <w:p/>
+    <w:p>
+      <w:r>
+        <w:rPr>
+          <w:noProof/>
           <w:sz w:val="28"/>
           <w:szCs w:val="28"/>
-          <w:u w:val="single"/>
-        </w:rPr>
-        <w:t>Estudio de aplicaciones y web.</w:t>
-      </w:r>
-      <w:r>
-        <w:br/>
-      </w:r>
-      <w:r>
-        <w:br/>
-        <w:t xml:space="preserve">Para realizar nuestros </w:t>
-      </w:r>
-      <w:r>
-        <w:t xml:space="preserve">bocetos en Balsamiq, tomamos de referencia estás dos páginas, </w:t>
-      </w:r>
-      <w:proofErr w:type="spellStart"/>
-      <w:r>
-        <w:t>Booking</w:t>
-      </w:r>
-      <w:proofErr w:type="spellEnd"/>
-      <w:r>
-        <w:t xml:space="preserve"> y Airbnb.</w:t>
-      </w:r>
-    </w:p>
-    <w:p/>
-    <w:p>
-      <w:r>
-        <w:t xml:space="preserve">A </w:t>
-      </w:r>
-      <w:r>
-        <w:t>continuación,</w:t>
-      </w:r>
-      <w:r>
-        <w:t xml:space="preserve"> se explaya un breve es</w:t>
-      </w:r>
-      <w:r>
-        <w:t>tudio de ambas páginas.</w:t>
-      </w:r>
-    </w:p>
-    <w:p/>
-    <w:p>
-      <w:r>
-        <w:rPr>
-          <w:sz w:val="28"/>
-          <w:szCs w:val="28"/>
-        </w:rPr>
+        </w:rPr>
+        <w:lastRenderedPageBreak/>
         <w:drawing>
           <wp:inline distT="0" distB="0" distL="0" distR="0" wp14:anchorId="0A1A6709" wp14:editId="6EC4DFE6">
             <wp:extent cx="4863253" cy="448353"/>
@@ -678,16 +1594,15 @@
         <w:t xml:space="preserve"> en la sección de reservas, hay varios usos de metáforas que vamos a implementar en nuestros bocetos, el tipo de cama y la cantidad viene dada por iconos</w:t>
       </w:r>
       <w:r>
-        <w:t xml:space="preserve">. También la página nos muestra cuantas personas pueden dormir </w:t>
-      </w:r>
-      <w:r>
-        <w:lastRenderedPageBreak/>
-        <w:t>poniendo el icono y de una persona, y duplicándola hasta llegar al máximo de personas que pueden dormir en ese alojamiento.</w:t>
-      </w:r>
-    </w:p>
-    <w:p/>
-    <w:p>
-      <w:r>
+        <w:t>. También la página nos muestra cuantas personas pueden dormir poniendo el icono y de una persona, y duplicándola hasta llegar al máximo de personas que pueden dormir en ese alojamiento.</w:t>
+      </w:r>
+    </w:p>
+    <w:p/>
+    <w:p>
+      <w:r>
+        <w:rPr>
+          <w:noProof/>
+        </w:rPr>
         <w:drawing>
           <wp:inline distT="0" distB="0" distL="0" distR="0" wp14:anchorId="577DDEC6" wp14:editId="0737CCE5">
             <wp:extent cx="5400040" cy="2854325"/>
@@ -740,19 +1655,850 @@
     <w:p/>
     <w:p>
       <w:pPr>
-        <w:rPr>
-          <w:sz w:val="28"/>
-          <w:szCs w:val="28"/>
-        </w:rPr>
-      </w:pPr>
-    </w:p>
-    <w:p>
-      <w:pPr>
-        <w:rPr>
-          <w:sz w:val="28"/>
-          <w:szCs w:val="28"/>
-        </w:rPr>
-      </w:pPr>
+        <w:pStyle w:val="Ttulo1"/>
+        <w:numPr>
+          <w:ilvl w:val="0"/>
+          <w:numId w:val="4"/>
+        </w:numPr>
+        <w:rPr>
+          <w:color w:val="0D0D0D" w:themeColor="text1" w:themeTint="F2"/>
+        </w:rPr>
+      </w:pPr>
+      <w:bookmarkStart w:id="3" w:name="_Toc243492018"/>
+      <w:r>
+        <w:rPr>
+          <w:color w:val="0D0D0D" w:themeColor="text1" w:themeTint="F2"/>
+        </w:rPr>
+        <w:t>Realización y explicación de boceto propuesto</w:t>
+      </w:r>
+      <w:bookmarkEnd w:id="3"/>
+    </w:p>
+    <w:p/>
+    <w:p>
+      <w:r>
+        <w:t>En este apartado se aportarán capturas del boceto creado para satisfacer el pedido del cliente, además se compartirá nuestra visión a la hora de tomar decisiones.</w:t>
+      </w:r>
+    </w:p>
+    <w:p/>
+    <w:p>
+      <w:pPr>
+        <w:pStyle w:val="Ttulo2"/>
+        <w:numPr>
+          <w:ilvl w:val="1"/>
+          <w:numId w:val="4"/>
+        </w:numPr>
+        <w:rPr>
+          <w:rStyle w:val="nfasis"/>
+          <w:rFonts w:asciiTheme="minorHAnsi" w:hAnsiTheme="minorHAnsi"/>
+          <w:color w:val="0D0D0D" w:themeColor="text1" w:themeTint="F2"/>
+        </w:rPr>
+      </w:pPr>
+      <w:bookmarkStart w:id="4" w:name="_Toc243492019"/>
+      <w:r>
+        <w:rPr>
+          <w:rStyle w:val="nfasis"/>
+          <w:rFonts w:asciiTheme="minorHAnsi" w:hAnsiTheme="minorHAnsi"/>
+          <w:color w:val="0D0D0D" w:themeColor="text1" w:themeTint="F2"/>
+        </w:rPr>
+        <w:t>Inicio y login.</w:t>
+      </w:r>
+      <w:bookmarkEnd w:id="4"/>
+    </w:p>
+    <w:p/>
+    <w:p>
+      <w:r>
+        <w:drawing>
+          <wp:inline distT="0" distB="0" distL="0" distR="0" wp14:anchorId="4D18272E" wp14:editId="678D76DD">
+            <wp:extent cx="3088640" cy="1957366"/>
+            <wp:effectExtent l="0" t="0" r="0" b="5080"/>
+            <wp:docPr id="1462692781" name="Imagen 1"/>
+            <wp:cNvGraphicFramePr>
+              <a:graphicFrameLocks xmlns:a="http://schemas.openxmlformats.org/drawingml/2006/main" noChangeAspect="1"/>
+            </wp:cNvGraphicFramePr>
+            <a:graphic xmlns:a="http://schemas.openxmlformats.org/drawingml/2006/main">
+              <a:graphicData uri="http://schemas.openxmlformats.org/drawingml/2006/picture">
+                <pic:pic xmlns:pic="http://schemas.openxmlformats.org/drawingml/2006/picture">
+                  <pic:nvPicPr>
+                    <pic:cNvPr id="1462692781" name=""/>
+                    <pic:cNvPicPr/>
+                  </pic:nvPicPr>
+                  <pic:blipFill>
+                    <a:blip r:embed="rId13"/>
+                    <a:stretch>
+                      <a:fillRect/>
+                    </a:stretch>
+                  </pic:blipFill>
+                  <pic:spPr>
+                    <a:xfrm>
+                      <a:off x="0" y="0"/>
+                      <a:ext cx="3098947" cy="1963898"/>
+                    </a:xfrm>
+                    <a:prstGeom prst="rect">
+                      <a:avLst/>
+                    </a:prstGeom>
+                  </pic:spPr>
+                </pic:pic>
+              </a:graphicData>
+            </a:graphic>
+          </wp:inline>
+        </w:drawing>
+      </w:r>
+    </w:p>
+    <w:p>
+      <w:r>
+        <w:lastRenderedPageBreak/>
+        <w:drawing>
+          <wp:inline distT="0" distB="0" distL="0" distR="0" wp14:anchorId="68CDAD64" wp14:editId="22D60C1D">
+            <wp:extent cx="4036876" cy="2675466"/>
+            <wp:effectExtent l="0" t="0" r="1905" b="0"/>
+            <wp:docPr id="1168262878" name="Imagen 1"/>
+            <wp:cNvGraphicFramePr>
+              <a:graphicFrameLocks xmlns:a="http://schemas.openxmlformats.org/drawingml/2006/main" noChangeAspect="1"/>
+            </wp:cNvGraphicFramePr>
+            <a:graphic xmlns:a="http://schemas.openxmlformats.org/drawingml/2006/main">
+              <a:graphicData uri="http://schemas.openxmlformats.org/drawingml/2006/picture">
+                <pic:pic xmlns:pic="http://schemas.openxmlformats.org/drawingml/2006/picture">
+                  <pic:nvPicPr>
+                    <pic:cNvPr id="1168262878" name=""/>
+                    <pic:cNvPicPr/>
+                  </pic:nvPicPr>
+                  <pic:blipFill>
+                    <a:blip r:embed="rId14"/>
+                    <a:stretch>
+                      <a:fillRect/>
+                    </a:stretch>
+                  </pic:blipFill>
+                  <pic:spPr>
+                    <a:xfrm>
+                      <a:off x="0" y="0"/>
+                      <a:ext cx="4045362" cy="2681090"/>
+                    </a:xfrm>
+                    <a:prstGeom prst="rect">
+                      <a:avLst/>
+                    </a:prstGeom>
+                  </pic:spPr>
+                </pic:pic>
+              </a:graphicData>
+            </a:graphic>
+          </wp:inline>
+        </w:drawing>
+      </w:r>
+    </w:p>
+    <w:p>
+      <w:r>
+        <w:t>En este caso, hemos puesto una pantalla de carga minimalista para informar al usuario cuanto tiempo falta para que pueda usar la aplicación totalmente.</w:t>
+      </w:r>
+    </w:p>
+    <w:p>
+      <w:r>
+        <w:t>En cuanto al apartado del login, se usará un usuario y contraseña, en caso de poner unas credenciales incorrectas se mostrará mediante un icono de x en rojo.</w:t>
+      </w:r>
+    </w:p>
+    <w:p>
+      <w:r>
+        <w:t>Para darle un toque moderno, tenemos pensado en poner un logo d</w:t>
+      </w:r>
+      <w:r>
+        <w:t>inámico, el cual cambiará según el estado en el que se encuentre el usuario. Nuestro logo incorporará un mono dentro del coco, el cual mirará lo que introduce el usuario, cuando el usuario se disponga a rellenar la contraseña, el animal se tapará los ojos, en caso de usar el “ojo” para ver su contraseña, el animal se asomará un poco.</w:t>
+      </w:r>
+    </w:p>
+    <w:p/>
+    <w:p>
+      <w:pPr>
+        <w:pStyle w:val="Ttulo2"/>
+        <w:numPr>
+          <w:ilvl w:val="1"/>
+          <w:numId w:val="4"/>
+        </w:numPr>
+        <w:rPr>
+          <w:rFonts w:asciiTheme="minorHAnsi" w:hAnsiTheme="minorHAnsi"/>
+          <w:color w:val="0D0D0D" w:themeColor="text1" w:themeTint="F2"/>
+        </w:rPr>
+      </w:pPr>
+      <w:bookmarkStart w:id="5" w:name="_Toc243492020"/>
+      <w:r>
+        <w:rPr>
+          <w:rFonts w:asciiTheme="minorHAnsi" w:hAnsiTheme="minorHAnsi"/>
+          <w:color w:val="0D0D0D" w:themeColor="text1" w:themeTint="F2"/>
+        </w:rPr>
+        <w:t>Panel de control.</w:t>
+      </w:r>
+      <w:bookmarkEnd w:id="5"/>
+    </w:p>
+    <w:p>
+      <w:r>
+        <w:drawing>
+          <wp:inline distT="0" distB="0" distL="0" distR="0" wp14:anchorId="4C54CA58" wp14:editId="4E38AD6A">
+            <wp:extent cx="4105857" cy="2817707"/>
+            <wp:effectExtent l="0" t="0" r="9525" b="1905"/>
+            <wp:docPr id="195192198" name="Imagen 1"/>
+            <wp:cNvGraphicFramePr>
+              <a:graphicFrameLocks xmlns:a="http://schemas.openxmlformats.org/drawingml/2006/main" noChangeAspect="1"/>
+            </wp:cNvGraphicFramePr>
+            <a:graphic xmlns:a="http://schemas.openxmlformats.org/drawingml/2006/main">
+              <a:graphicData uri="http://schemas.openxmlformats.org/drawingml/2006/picture">
+                <pic:pic xmlns:pic="http://schemas.openxmlformats.org/drawingml/2006/picture">
+                  <pic:nvPicPr>
+                    <pic:cNvPr id="195192198" name=""/>
+                    <pic:cNvPicPr/>
+                  </pic:nvPicPr>
+                  <pic:blipFill>
+                    <a:blip r:embed="rId15"/>
+                    <a:stretch>
+                      <a:fillRect/>
+                    </a:stretch>
+                  </pic:blipFill>
+                  <pic:spPr>
+                    <a:xfrm>
+                      <a:off x="0" y="0"/>
+                      <a:ext cx="4117287" cy="2825551"/>
+                    </a:xfrm>
+                    <a:prstGeom prst="rect">
+                      <a:avLst/>
+                    </a:prstGeom>
+                  </pic:spPr>
+                </pic:pic>
+              </a:graphicData>
+            </a:graphic>
+          </wp:inline>
+        </w:drawing>
+      </w:r>
+    </w:p>
+    <w:p>
+      <w:r>
+        <w:lastRenderedPageBreak/>
+        <w:t xml:space="preserve">Tras un inicio de sesión valido, el usuario será dirigido automáticamente al panel de control, donde tendrá una visión resumida de la información </w:t>
+      </w:r>
+      <w:proofErr w:type="spellStart"/>
+      <w:r>
+        <w:t>mas</w:t>
+      </w:r>
+      <w:proofErr w:type="spellEnd"/>
+      <w:r>
+        <w:t xml:space="preserve"> relevante.</w:t>
+      </w:r>
+    </w:p>
+    <w:p>
+      <w:r>
+        <w:t xml:space="preserve">En la parte de arriba mostramos la foto de perfil y el nombre del usuario. Hemos añadido su ultimo acceso registrado. En la parte derecha nos apoyamos de las metáforas, usando un libro para acceder al manual, una tuerca para los ajustes y una flecha que sale para señalar el botón de </w:t>
+      </w:r>
+      <w:proofErr w:type="spellStart"/>
+      <w:r>
+        <w:t>logout</w:t>
+      </w:r>
+      <w:proofErr w:type="spellEnd"/>
+      <w:r>
+        <w:t>.</w:t>
+      </w:r>
+    </w:p>
+    <w:p>
+      <w:r>
+        <w:t xml:space="preserve">Tenemos pensando en tener la aplicación en español e inglés, esto se puede cambiar pinchando en la bandera </w:t>
+      </w:r>
+      <w:r>
+        <w:t>del país para cambiar al otro.</w:t>
+      </w:r>
+    </w:p>
+    <w:p>
+      <w:r>
+        <w:t xml:space="preserve">La parte central tendrá un mapa interactivo donde se verán las ubicaciones de los alojamientos que estén registrados en el programa. Además de </w:t>
+      </w:r>
+      <w:r>
+        <w:t xml:space="preserve">mostrar las reservas mas cercanas y las actividades mas próximas. </w:t>
+      </w:r>
+    </w:p>
+    <w:p>
+      <w:r>
+        <w:t>El usuario también puede optar a ver los datos de forma más visual usando gráficas.</w:t>
+      </w:r>
+    </w:p>
+    <w:p>
+      <w:r>
+        <w:drawing>
+          <wp:inline distT="0" distB="0" distL="0" distR="0" wp14:anchorId="0311CC5C" wp14:editId="305CAE9B">
+            <wp:extent cx="4030899" cy="2174240"/>
+            <wp:effectExtent l="0" t="0" r="8255" b="0"/>
+            <wp:docPr id="1658570918" name="Imagen 1"/>
+            <wp:cNvGraphicFramePr>
+              <a:graphicFrameLocks xmlns:a="http://schemas.openxmlformats.org/drawingml/2006/main" noChangeAspect="1"/>
+            </wp:cNvGraphicFramePr>
+            <a:graphic xmlns:a="http://schemas.openxmlformats.org/drawingml/2006/main">
+              <a:graphicData uri="http://schemas.openxmlformats.org/drawingml/2006/picture">
+                <pic:pic xmlns:pic="http://schemas.openxmlformats.org/drawingml/2006/picture">
+                  <pic:nvPicPr>
+                    <pic:cNvPr id="1658570918" name=""/>
+                    <pic:cNvPicPr/>
+                  </pic:nvPicPr>
+                  <pic:blipFill>
+                    <a:blip r:embed="rId16"/>
+                    <a:stretch>
+                      <a:fillRect/>
+                    </a:stretch>
+                  </pic:blipFill>
+                  <pic:spPr>
+                    <a:xfrm>
+                      <a:off x="0" y="0"/>
+                      <a:ext cx="4064913" cy="2192587"/>
+                    </a:xfrm>
+                    <a:prstGeom prst="rect">
+                      <a:avLst/>
+                    </a:prstGeom>
+                  </pic:spPr>
+                </pic:pic>
+              </a:graphicData>
+            </a:graphic>
+          </wp:inline>
+        </w:drawing>
+      </w:r>
+    </w:p>
+    <w:p/>
+    <w:p>
+      <w:pPr>
+        <w:pStyle w:val="Ttulo2"/>
+        <w:numPr>
+          <w:ilvl w:val="1"/>
+          <w:numId w:val="4"/>
+        </w:numPr>
+        <w:rPr>
+          <w:rFonts w:asciiTheme="minorHAnsi" w:hAnsiTheme="minorHAnsi"/>
+          <w:color w:val="0D0D0D" w:themeColor="text1" w:themeTint="F2"/>
+        </w:rPr>
+      </w:pPr>
+      <w:bookmarkStart w:id="6" w:name="_Toc243492021"/>
+      <w:r>
+        <w:rPr>
+          <w:rFonts w:asciiTheme="minorHAnsi" w:hAnsiTheme="minorHAnsi"/>
+          <w:color w:val="0D0D0D" w:themeColor="text1" w:themeTint="F2"/>
+        </w:rPr>
+        <w:t>Reservas</w:t>
+      </w:r>
+      <w:bookmarkEnd w:id="6"/>
+    </w:p>
+    <w:p/>
+    <w:p>
+      <w:r>
+        <w:rPr>
+          <w:rStyle w:val="nfasis"/>
+        </w:rPr>
+        <w:lastRenderedPageBreak/>
+        <w:drawing>
+          <wp:anchor distT="0" distB="0" distL="114300" distR="114300" simplePos="0" relativeHeight="251661312" behindDoc="0" locked="0" layoutInCell="1" allowOverlap="1" wp14:anchorId="5F7C40AA" wp14:editId="69AD8431">
+            <wp:simplePos x="0" y="0"/>
+            <wp:positionH relativeFrom="column">
+              <wp:posOffset>2295244</wp:posOffset>
+            </wp:positionH>
+            <wp:positionV relativeFrom="paragraph">
+              <wp:posOffset>2317750</wp:posOffset>
+            </wp:positionV>
+            <wp:extent cx="1463040" cy="3894757"/>
+            <wp:effectExtent l="0" t="0" r="3810" b="0"/>
+            <wp:wrapNone/>
+            <wp:docPr id="705654043" name="Imagen 1"/>
+            <wp:cNvGraphicFramePr>
+              <a:graphicFrameLocks xmlns:a="http://schemas.openxmlformats.org/drawingml/2006/main" noChangeAspect="1"/>
+            </wp:cNvGraphicFramePr>
+            <a:graphic xmlns:a="http://schemas.openxmlformats.org/drawingml/2006/main">
+              <a:graphicData uri="http://schemas.openxmlformats.org/drawingml/2006/picture">
+                <pic:pic xmlns:pic="http://schemas.openxmlformats.org/drawingml/2006/picture">
+                  <pic:nvPicPr>
+                    <pic:cNvPr id="705654043" name=""/>
+                    <pic:cNvPicPr/>
+                  </pic:nvPicPr>
+                  <pic:blipFill>
+                    <a:blip r:embed="rId17">
+                      <a:extLst>
+                        <a:ext uri="{28A0092B-C50C-407E-A947-70E740481C1C}">
+                          <a14:useLocalDpi xmlns:a14="http://schemas.microsoft.com/office/drawing/2010/main" val="0"/>
+                        </a:ext>
+                      </a:extLst>
+                    </a:blip>
+                    <a:stretch>
+                      <a:fillRect/>
+                    </a:stretch>
+                  </pic:blipFill>
+                  <pic:spPr>
+                    <a:xfrm>
+                      <a:off x="0" y="0"/>
+                      <a:ext cx="1463040" cy="3894757"/>
+                    </a:xfrm>
+                    <a:prstGeom prst="rect">
+                      <a:avLst/>
+                    </a:prstGeom>
+                  </pic:spPr>
+                </pic:pic>
+              </a:graphicData>
+            </a:graphic>
+            <wp14:sizeRelH relativeFrom="margin">
+              <wp14:pctWidth>0</wp14:pctWidth>
+            </wp14:sizeRelH>
+            <wp14:sizeRelV relativeFrom="margin">
+              <wp14:pctHeight>0</wp14:pctHeight>
+            </wp14:sizeRelV>
+          </wp:anchor>
+        </w:drawing>
+      </w:r>
+      <w:r>
+        <w:drawing>
+          <wp:inline distT="0" distB="0" distL="0" distR="0" wp14:anchorId="0B5495F4" wp14:editId="4D2372DB">
+            <wp:extent cx="3718560" cy="2310982"/>
+            <wp:effectExtent l="0" t="0" r="0" b="0"/>
+            <wp:docPr id="1905274193" name="Imagen 1"/>
+            <wp:cNvGraphicFramePr>
+              <a:graphicFrameLocks xmlns:a="http://schemas.openxmlformats.org/drawingml/2006/main" noChangeAspect="1"/>
+            </wp:cNvGraphicFramePr>
+            <a:graphic xmlns:a="http://schemas.openxmlformats.org/drawingml/2006/main">
+              <a:graphicData uri="http://schemas.openxmlformats.org/drawingml/2006/picture">
+                <pic:pic xmlns:pic="http://schemas.openxmlformats.org/drawingml/2006/picture">
+                  <pic:nvPicPr>
+                    <pic:cNvPr id="1905274193" name=""/>
+                    <pic:cNvPicPr/>
+                  </pic:nvPicPr>
+                  <pic:blipFill>
+                    <a:blip r:embed="rId18"/>
+                    <a:stretch>
+                      <a:fillRect/>
+                    </a:stretch>
+                  </pic:blipFill>
+                  <pic:spPr>
+                    <a:xfrm>
+                      <a:off x="0" y="0"/>
+                      <a:ext cx="3747893" cy="2329212"/>
+                    </a:xfrm>
+                    <a:prstGeom prst="rect">
+                      <a:avLst/>
+                    </a:prstGeom>
+                  </pic:spPr>
+                </pic:pic>
+              </a:graphicData>
+            </a:graphic>
+          </wp:inline>
+        </w:drawing>
+      </w:r>
+    </w:p>
+    <w:p>
+      <w:pPr>
+        <w:rPr>
+          <w:rStyle w:val="nfasis"/>
+        </w:rPr>
+      </w:pPr>
+      <w:r>
+        <w:rPr>
+          <w:rStyle w:val="nfasis"/>
+        </w:rPr>
+        <w:t xml:space="preserve">                                                                            </w:t>
+      </w:r>
+    </w:p>
+    <w:p>
+      <w:pPr>
+        <w:rPr>
+          <w:rStyle w:val="nfasis"/>
+        </w:rPr>
+      </w:pPr>
+    </w:p>
+    <w:p>
+      <w:pPr>
+        <w:rPr>
+          <w:rStyle w:val="nfasis"/>
+        </w:rPr>
+      </w:pPr>
+    </w:p>
+    <w:p>
+      <w:pPr>
+        <w:rPr>
+          <w:rStyle w:val="nfasis"/>
+        </w:rPr>
+      </w:pPr>
+    </w:p>
+    <w:p>
+      <w:pPr>
+        <w:rPr>
+          <w:rStyle w:val="nfasis"/>
+        </w:rPr>
+      </w:pPr>
+    </w:p>
+    <w:p>
+      <w:pPr>
+        <w:rPr>
+          <w:rStyle w:val="nfasis"/>
+        </w:rPr>
+      </w:pPr>
+    </w:p>
+    <w:p>
+      <w:pPr>
+        <w:rPr>
+          <w:rStyle w:val="nfasis"/>
+        </w:rPr>
+      </w:pPr>
+    </w:p>
+    <w:p>
+      <w:pPr>
+        <w:rPr>
+          <w:rStyle w:val="nfasis"/>
+        </w:rPr>
+      </w:pPr>
+    </w:p>
+    <w:p>
+      <w:pPr>
+        <w:rPr>
+          <w:rStyle w:val="nfasis"/>
+        </w:rPr>
+      </w:pPr>
+    </w:p>
+    <w:p>
+      <w:pPr>
+        <w:rPr>
+          <w:rStyle w:val="nfasis"/>
+        </w:rPr>
+      </w:pPr>
+    </w:p>
+    <w:p>
+      <w:pPr>
+        <w:rPr>
+          <w:rStyle w:val="nfasis"/>
+          <w:i w:val="0"/>
+          <w:iCs w:val="0"/>
+        </w:rPr>
+      </w:pPr>
+      <w:r>
+        <w:rPr>
+          <w:rStyle w:val="nfasis"/>
+          <w:i w:val="0"/>
+          <w:iCs w:val="0"/>
+        </w:rPr>
+        <w:t>En el apartado de reservas tenemos una tabla que muestra la información mas importante, el usuario podrá seleccionar una reserva para ver su información o modificarla. En caso de modificar o crear una nueva reserva, el usuario podrá rellenar datos usando nuestro formulario creado</w:t>
+      </w:r>
+      <w:r>
+        <w:rPr>
+          <w:rStyle w:val="nfasis"/>
+          <w:i w:val="0"/>
+          <w:iCs w:val="0"/>
+        </w:rPr>
+        <w:t xml:space="preserve"> cuya longitud es igual a la página y se usará un </w:t>
+      </w:r>
+      <w:proofErr w:type="spellStart"/>
+      <w:r>
+        <w:rPr>
+          <w:rStyle w:val="nfasis"/>
+          <w:i w:val="0"/>
+          <w:iCs w:val="0"/>
+        </w:rPr>
+        <w:t>scrollbar</w:t>
+      </w:r>
+      <w:proofErr w:type="spellEnd"/>
+      <w:r>
+        <w:rPr>
+          <w:rStyle w:val="nfasis"/>
+          <w:i w:val="0"/>
+          <w:iCs w:val="0"/>
+        </w:rPr>
+        <w:t xml:space="preserve"> para bajar.</w:t>
+      </w:r>
+    </w:p>
+    <w:p>
+      <w:pPr>
+        <w:rPr>
+          <w:rStyle w:val="nfasis"/>
+          <w:i w:val="0"/>
+          <w:iCs w:val="0"/>
+        </w:rPr>
+      </w:pPr>
+      <w:r>
+        <w:rPr>
+          <w:rStyle w:val="nfasis"/>
+          <w:i w:val="0"/>
+          <w:iCs w:val="0"/>
+        </w:rPr>
+        <w:t>Se crean agrupaciones para un mejor aspecto visual, además nos apoyamos de imágenes e iconos para dar una mejor descripción.</w:t>
+      </w:r>
+    </w:p>
+    <w:p>
+      <w:pPr>
+        <w:rPr>
+          <w:rStyle w:val="nfasis"/>
+          <w:i w:val="0"/>
+          <w:iCs w:val="0"/>
+        </w:rPr>
+      </w:pPr>
+    </w:p>
+    <w:p>
+      <w:pPr>
+        <w:pStyle w:val="Ttulo2"/>
+        <w:numPr>
+          <w:ilvl w:val="1"/>
+          <w:numId w:val="4"/>
+        </w:numPr>
+        <w:rPr>
+          <w:rStyle w:val="nfasis"/>
+          <w:rFonts w:asciiTheme="minorHAnsi" w:hAnsiTheme="minorHAnsi"/>
+          <w:i w:val="0"/>
+          <w:iCs w:val="0"/>
+          <w:color w:val="0D0D0D" w:themeColor="text1" w:themeTint="F2"/>
+        </w:rPr>
+      </w:pPr>
+      <w:bookmarkStart w:id="7" w:name="_Toc243492022"/>
+      <w:r>
+        <w:rPr>
+          <w:rStyle w:val="nfasis"/>
+          <w:rFonts w:asciiTheme="minorHAnsi" w:hAnsiTheme="minorHAnsi"/>
+          <w:i w:val="0"/>
+          <w:iCs w:val="0"/>
+          <w:color w:val="0D0D0D" w:themeColor="text1" w:themeTint="F2"/>
+        </w:rPr>
+        <w:lastRenderedPageBreak/>
+        <w:t>Alojamiento</w:t>
+      </w:r>
+      <w:bookmarkEnd w:id="7"/>
+    </w:p>
+    <w:p>
+      <w:r>
+        <w:drawing>
+          <wp:inline distT="0" distB="0" distL="0" distR="0" wp14:anchorId="37D26665" wp14:editId="05D2619D">
+            <wp:extent cx="3577281" cy="3803175"/>
+            <wp:effectExtent l="0" t="0" r="4445" b="6985"/>
+            <wp:docPr id="2009341983" name="Imagen 1"/>
+            <wp:cNvGraphicFramePr>
+              <a:graphicFrameLocks xmlns:a="http://schemas.openxmlformats.org/drawingml/2006/main" noChangeAspect="1"/>
+            </wp:cNvGraphicFramePr>
+            <a:graphic xmlns:a="http://schemas.openxmlformats.org/drawingml/2006/main">
+              <a:graphicData uri="http://schemas.openxmlformats.org/drawingml/2006/picture">
+                <pic:pic xmlns:pic="http://schemas.openxmlformats.org/drawingml/2006/picture">
+                  <pic:nvPicPr>
+                    <pic:cNvPr id="2009341983" name=""/>
+                    <pic:cNvPicPr/>
+                  </pic:nvPicPr>
+                  <pic:blipFill>
+                    <a:blip r:embed="rId19"/>
+                    <a:stretch>
+                      <a:fillRect/>
+                    </a:stretch>
+                  </pic:blipFill>
+                  <pic:spPr>
+                    <a:xfrm>
+                      <a:off x="0" y="0"/>
+                      <a:ext cx="3582970" cy="3809223"/>
+                    </a:xfrm>
+                    <a:prstGeom prst="rect">
+                      <a:avLst/>
+                    </a:prstGeom>
+                  </pic:spPr>
+                </pic:pic>
+              </a:graphicData>
+            </a:graphic>
+          </wp:inline>
+        </w:drawing>
+      </w:r>
+    </w:p>
+    <w:p>
+      <w:r>
+        <w:drawing>
+          <wp:inline distT="0" distB="0" distL="0" distR="0" wp14:anchorId="55EBB526" wp14:editId="171E2285">
+            <wp:extent cx="3336325" cy="3403020"/>
+            <wp:effectExtent l="0" t="0" r="0" b="6985"/>
+            <wp:docPr id="93434683" name="Imagen 1"/>
+            <wp:cNvGraphicFramePr>
+              <a:graphicFrameLocks xmlns:a="http://schemas.openxmlformats.org/drawingml/2006/main" noChangeAspect="1"/>
+            </wp:cNvGraphicFramePr>
+            <a:graphic xmlns:a="http://schemas.openxmlformats.org/drawingml/2006/main">
+              <a:graphicData uri="http://schemas.openxmlformats.org/drawingml/2006/picture">
+                <pic:pic xmlns:pic="http://schemas.openxmlformats.org/drawingml/2006/picture">
+                  <pic:nvPicPr>
+                    <pic:cNvPr id="93434683" name=""/>
+                    <pic:cNvPicPr/>
+                  </pic:nvPicPr>
+                  <pic:blipFill>
+                    <a:blip r:embed="rId20"/>
+                    <a:stretch>
+                      <a:fillRect/>
+                    </a:stretch>
+                  </pic:blipFill>
+                  <pic:spPr>
+                    <a:xfrm>
+                      <a:off x="0" y="0"/>
+                      <a:ext cx="3341857" cy="3408662"/>
+                    </a:xfrm>
+                    <a:prstGeom prst="rect">
+                      <a:avLst/>
+                    </a:prstGeom>
+                  </pic:spPr>
+                </pic:pic>
+              </a:graphicData>
+            </a:graphic>
+          </wp:inline>
+        </w:drawing>
+      </w:r>
+    </w:p>
+    <w:p>
+      <w:r>
+        <w:t xml:space="preserve">En el apartado de alojamientos, seguimos la misma estructura que en reservas, disponemos de una pequeña tabla que nos muestra la información mas relevante, en ella aparecerán los alojamientos registrados, en caso de hacer </w:t>
+      </w:r>
+      <w:proofErr w:type="spellStart"/>
+      <w:proofErr w:type="gramStart"/>
+      <w:r>
+        <w:t>click</w:t>
+      </w:r>
+      <w:proofErr w:type="spellEnd"/>
+      <w:proofErr w:type="gramEnd"/>
+      <w:r>
+        <w:t xml:space="preserve"> en uno, se podrán ver los datos y modificarlos. Seguimos haciendo uso de los formularios verticales.</w:t>
+      </w:r>
+    </w:p>
+    <w:p/>
+    <w:p>
+      <w:pPr>
+        <w:pStyle w:val="Ttulo2"/>
+        <w:numPr>
+          <w:ilvl w:val="1"/>
+          <w:numId w:val="4"/>
+        </w:numPr>
+        <w:rPr>
+          <w:rFonts w:asciiTheme="minorHAnsi" w:hAnsiTheme="minorHAnsi"/>
+          <w:color w:val="0D0D0D" w:themeColor="text1" w:themeTint="F2"/>
+        </w:rPr>
+      </w:pPr>
+      <w:bookmarkStart w:id="8" w:name="_Toc243492023"/>
+      <w:r>
+        <w:rPr>
+          <w:rFonts w:asciiTheme="minorHAnsi" w:hAnsiTheme="minorHAnsi"/>
+          <w:color w:val="0D0D0D" w:themeColor="text1" w:themeTint="F2"/>
+        </w:rPr>
+        <w:t>Actividades</w:t>
+      </w:r>
+      <w:bookmarkEnd w:id="8"/>
+    </w:p>
+    <w:p>
+      <w:r>
+        <w:drawing>
+          <wp:inline distT="0" distB="0" distL="0" distR="0" wp14:anchorId="4EB3AE6E" wp14:editId="059925E5">
+            <wp:extent cx="4024742" cy="3515497"/>
+            <wp:effectExtent l="0" t="0" r="0" b="8890"/>
+            <wp:docPr id="759105702" name="Imagen 1"/>
+            <wp:cNvGraphicFramePr>
+              <a:graphicFrameLocks xmlns:a="http://schemas.openxmlformats.org/drawingml/2006/main" noChangeAspect="1"/>
+            </wp:cNvGraphicFramePr>
+            <a:graphic xmlns:a="http://schemas.openxmlformats.org/drawingml/2006/main">
+              <a:graphicData uri="http://schemas.openxmlformats.org/drawingml/2006/picture">
+                <pic:pic xmlns:pic="http://schemas.openxmlformats.org/drawingml/2006/picture">
+                  <pic:nvPicPr>
+                    <pic:cNvPr id="759105702" name=""/>
+                    <pic:cNvPicPr/>
+                  </pic:nvPicPr>
+                  <pic:blipFill>
+                    <a:blip r:embed="rId21"/>
+                    <a:stretch>
+                      <a:fillRect/>
+                    </a:stretch>
+                  </pic:blipFill>
+                  <pic:spPr>
+                    <a:xfrm>
+                      <a:off x="0" y="0"/>
+                      <a:ext cx="4031313" cy="3521236"/>
+                    </a:xfrm>
+                    <a:prstGeom prst="rect">
+                      <a:avLst/>
+                    </a:prstGeom>
+                  </pic:spPr>
+                </pic:pic>
+              </a:graphicData>
+            </a:graphic>
+          </wp:inline>
+        </w:drawing>
+      </w:r>
+    </w:p>
+    <w:p>
+      <w:r>
+        <w:t>En el apartado de las actividades hacemos uso de la correlación y seguimos la misma estructura que en las demás paginas mencionadas anteriormente</w:t>
+      </w:r>
+      <w:r>
+        <w:t>, usamos los iconos y sus colores para dar a entender al cliente el estado de la actividad</w:t>
+      </w:r>
+    </w:p>
+    <w:p/>
+    <w:p>
+      <w:pPr>
+        <w:pStyle w:val="Ttulo2"/>
+        <w:numPr>
+          <w:ilvl w:val="1"/>
+          <w:numId w:val="4"/>
+        </w:numPr>
+        <w:rPr>
+          <w:rFonts w:asciiTheme="minorHAnsi" w:hAnsiTheme="minorHAnsi"/>
+          <w:color w:val="0D0D0D" w:themeColor="text1" w:themeTint="F2"/>
+        </w:rPr>
+      </w:pPr>
+      <w:bookmarkStart w:id="9" w:name="_Toc243492024"/>
+      <w:r>
+        <w:rPr>
+          <w:rFonts w:asciiTheme="minorHAnsi" w:hAnsiTheme="minorHAnsi"/>
+          <w:color w:val="0D0D0D" w:themeColor="text1" w:themeTint="F2"/>
+        </w:rPr>
+        <w:t>Persona</w:t>
+      </w:r>
+      <w:r>
+        <w:rPr>
+          <w:rFonts w:asciiTheme="minorHAnsi" w:hAnsiTheme="minorHAnsi"/>
+          <w:color w:val="0D0D0D" w:themeColor="text1" w:themeTint="F2"/>
+        </w:rPr>
+        <w:t>l</w:t>
+      </w:r>
+      <w:bookmarkEnd w:id="9"/>
+    </w:p>
+    <w:p/>
+    <w:p>
+      <w:r>
+        <w:drawing>
+          <wp:inline distT="0" distB="0" distL="0" distR="0" wp14:anchorId="3F0819E2" wp14:editId="1C008A1B">
+            <wp:extent cx="5202195" cy="2213869"/>
+            <wp:effectExtent l="0" t="0" r="0" b="0"/>
+            <wp:docPr id="1105098447" name="Imagen 1"/>
+            <wp:cNvGraphicFramePr>
+              <a:graphicFrameLocks xmlns:a="http://schemas.openxmlformats.org/drawingml/2006/main" noChangeAspect="1"/>
+            </wp:cNvGraphicFramePr>
+            <a:graphic xmlns:a="http://schemas.openxmlformats.org/drawingml/2006/main">
+              <a:graphicData uri="http://schemas.openxmlformats.org/drawingml/2006/picture">
+                <pic:pic xmlns:pic="http://schemas.openxmlformats.org/drawingml/2006/picture">
+                  <pic:nvPicPr>
+                    <pic:cNvPr id="1105098447" name=""/>
+                    <pic:cNvPicPr/>
+                  </pic:nvPicPr>
+                  <pic:blipFill>
+                    <a:blip r:embed="rId22"/>
+                    <a:stretch>
+                      <a:fillRect/>
+                    </a:stretch>
+                  </pic:blipFill>
+                  <pic:spPr>
+                    <a:xfrm>
+                      <a:off x="0" y="0"/>
+                      <a:ext cx="5213471" cy="2218668"/>
+                    </a:xfrm>
+                    <a:prstGeom prst="rect">
+                      <a:avLst/>
+                    </a:prstGeom>
+                  </pic:spPr>
+                </pic:pic>
+              </a:graphicData>
+            </a:graphic>
+          </wp:inline>
+        </w:drawing>
+      </w:r>
+    </w:p>
+    <w:p>
+      <w:r>
+        <w:t xml:space="preserve">En el apartado de personal, hemos colocado una tabla mas grande, que tiene la información a mano para que el usuario pueda ver de forma rápida los datos </w:t>
+      </w:r>
+      <w:r>
+        <w:t>más</w:t>
+      </w:r>
+      <w:r>
+        <w:t xml:space="preserve"> </w:t>
+      </w:r>
+      <w:r>
+        <w:lastRenderedPageBreak/>
+        <w:t xml:space="preserve">importantes del personal registrado en la aplicación, </w:t>
+      </w:r>
+      <w:r>
+        <w:t>para la creación de un empleado nuevo habrá un formulario que se podrá rellenar y registrar al nuevo empleado.</w:t>
+      </w:r>
     </w:p>
     <w:sectPr>
       <w:pgSz w:w="11906" w:h="16838"/>
@@ -767,6 +2513,216 @@
 <file path=word/numbering.xml><?xml version="1.0" encoding="utf-8"?>
 <w:numbering xmlns:wpc="http://schemas.microsoft.com/office/word/2010/wordprocessingCanvas" xmlns:cx="http://schemas.microsoft.com/office/drawing/2014/chartex" xmlns:cx1="http://schemas.microsoft.com/office/drawing/2015/9/8/chartex" xmlns:cx2="http://schemas.microsoft.com/office/drawing/2015/10/21/chartex" xmlns:cx3="http://schemas.microsoft.com/office/drawing/2016/5/9/chartex" xmlns:cx4="http://schemas.microsoft.com/office/drawing/2016/5/10/chartex" xmlns:cx5="http://schemas.microsoft.com/office/drawing/2016/5/11/chartex" xmlns:cx6="http://schemas.microsoft.com/office/drawing/2016/5/12/chartex" xmlns:cx7="http://schemas.microsoft.com/office/drawing/2016/5/13/chartex" xmlns:cx8="http://schemas.microsoft.com/office/drawing/2016/5/14/chartex" xmlns:mc="http://schemas.openxmlformats.org/markup-compatibility/2006" xmlns:aink="http://schemas.microsoft.com/office/drawing/2016/ink" xmlns:am3d="http://schemas.microsoft.com/office/drawing/2017/model3d" xmlns:o="urn:schemas-microsoft-com:office:office" xmlns:oel="http://schemas.microsoft.com/office/2019/extlst" xmlns:r="http://schemas.openxmlformats.org/officeDocument/2006/relationships" xmlns:m="http://schemas.openxmlformats.org/officeDocument/2006/math" xmlns:v="urn:schemas-microsoft-com:vml" xmlns:wp14="http://schemas.microsoft.com/office/word/2010/wordprocessingDrawing" xmlns:wp="http://schemas.openxmlformats.org/drawingml/2006/wordprocessingDrawing" xmlns:w10="urn:schemas-microsoft-com:office:word" xmlns:w="http://schemas.openxmlformats.org/wordprocessingml/2006/main" xmlns:w14="http://schemas.microsoft.com/office/word/2010/wordml" xmlns:w15="http://schemas.microsoft.com/office/word/2012/wordml" xmlns:w16cex="http://schemas.microsoft.com/office/word/2018/wordml/cex" xmlns:w16cid="http://schemas.microsoft.com/office/word/2016/wordml/cid" xmlns:w16="http://schemas.microsoft.com/office/word/2018/wordml" xmlns:w16du="http://schemas.microsoft.com/office/word/2023/wordml/word16du" xmlns:w16sdtdh="http://schemas.microsoft.com/office/word/2020/wordml/sdtdatahash" xmlns:w16sdtfl="http://schemas.microsoft.com/office/word/2024/wordml/sdtformatlock" xmlns:w16se="http://schemas.microsoft.com/office/word/2015/wordml/symex" xmlns:wpg="http://schemas.microsoft.com/office/word/2010/wordprocessingGroup" xmlns:wpi="http://schemas.microsoft.com/office/word/2010/wordprocessingInk" xmlns:wne="http://schemas.microsoft.com/office/word/2006/wordml" xmlns:wps="http://schemas.microsoft.com/office/word/2010/wordprocessingShape" mc:Ignorable="w14 w15 w16se w16cid w16 w16cex w16sdtdh w16sdtfl w16du wp14">
   <w:abstractNum w:abstractNumId="0" w15:restartNumberingAfterBreak="0">
+    <w:nsid w:val="349451A6"/>
+    <w:multiLevelType w:val="hybridMultilevel"/>
+    <w:tmpl w:val="3C3E657A"/>
+    <w:lvl w:ilvl="0" w:tplc="0C0A000F">
+      <w:start w:val="1"/>
+      <w:numFmt w:val="decimal"/>
+      <w:lvlText w:val="%1."/>
+      <w:lvlJc w:val="left"/>
+      <w:pPr>
+        <w:ind w:left="720" w:hanging="360"/>
+      </w:pPr>
+      <w:rPr>
+        <w:rFonts w:hint="default"/>
+      </w:rPr>
+    </w:lvl>
+    <w:lvl w:ilvl="1" w:tplc="0C0A0019" w:tentative="1">
+      <w:start w:val="1"/>
+      <w:numFmt w:val="lowerLetter"/>
+      <w:lvlText w:val="%2."/>
+      <w:lvlJc w:val="left"/>
+      <w:pPr>
+        <w:ind w:left="1440" w:hanging="360"/>
+      </w:pPr>
+    </w:lvl>
+    <w:lvl w:ilvl="2" w:tplc="0C0A001B" w:tentative="1">
+      <w:start w:val="1"/>
+      <w:numFmt w:val="lowerRoman"/>
+      <w:lvlText w:val="%3."/>
+      <w:lvlJc w:val="right"/>
+      <w:pPr>
+        <w:ind w:left="2160" w:hanging="180"/>
+      </w:pPr>
+    </w:lvl>
+    <w:lvl w:ilvl="3" w:tplc="0C0A000F" w:tentative="1">
+      <w:start w:val="1"/>
+      <w:numFmt w:val="decimal"/>
+      <w:lvlText w:val="%4."/>
+      <w:lvlJc w:val="left"/>
+      <w:pPr>
+        <w:ind w:left="2880" w:hanging="360"/>
+      </w:pPr>
+    </w:lvl>
+    <w:lvl w:ilvl="4" w:tplc="0C0A0019" w:tentative="1">
+      <w:start w:val="1"/>
+      <w:numFmt w:val="lowerLetter"/>
+      <w:lvlText w:val="%5."/>
+      <w:lvlJc w:val="left"/>
+      <w:pPr>
+        <w:ind w:left="3600" w:hanging="360"/>
+      </w:pPr>
+    </w:lvl>
+    <w:lvl w:ilvl="5" w:tplc="0C0A001B" w:tentative="1">
+      <w:start w:val="1"/>
+      <w:numFmt w:val="lowerRoman"/>
+      <w:lvlText w:val="%6."/>
+      <w:lvlJc w:val="right"/>
+      <w:pPr>
+        <w:ind w:left="4320" w:hanging="180"/>
+      </w:pPr>
+    </w:lvl>
+    <w:lvl w:ilvl="6" w:tplc="0C0A000F" w:tentative="1">
+      <w:start w:val="1"/>
+      <w:numFmt w:val="decimal"/>
+      <w:lvlText w:val="%7."/>
+      <w:lvlJc w:val="left"/>
+      <w:pPr>
+        <w:ind w:left="5040" w:hanging="360"/>
+      </w:pPr>
+    </w:lvl>
+    <w:lvl w:ilvl="7" w:tplc="0C0A0019" w:tentative="1">
+      <w:start w:val="1"/>
+      <w:numFmt w:val="lowerLetter"/>
+      <w:lvlText w:val="%8."/>
+      <w:lvlJc w:val="left"/>
+      <w:pPr>
+        <w:ind w:left="5760" w:hanging="360"/>
+      </w:pPr>
+    </w:lvl>
+    <w:lvl w:ilvl="8" w:tplc="0C0A001B" w:tentative="1">
+      <w:start w:val="1"/>
+      <w:numFmt w:val="lowerRoman"/>
+      <w:lvlText w:val="%9."/>
+      <w:lvlJc w:val="right"/>
+      <w:pPr>
+        <w:ind w:left="6480" w:hanging="180"/>
+      </w:pPr>
+    </w:lvl>
+  </w:abstractNum>
+  <w:abstractNum w:abstractNumId="1" w15:restartNumberingAfterBreak="0">
+    <w:nsid w:val="456D1D2D"/>
+    <w:multiLevelType w:val="multilevel"/>
+    <w:tmpl w:val="BEF0A9A8"/>
+    <w:lvl w:ilvl="0">
+      <w:start w:val="1"/>
+      <w:numFmt w:val="decimal"/>
+      <w:lvlText w:val="%1."/>
+      <w:lvlJc w:val="left"/>
+      <w:pPr>
+        <w:ind w:left="720" w:hanging="360"/>
+      </w:pPr>
+      <w:rPr>
+        <w:rFonts w:hint="default"/>
+      </w:rPr>
+    </w:lvl>
+    <w:lvl w:ilvl="1">
+      <w:start w:val="1"/>
+      <w:numFmt w:val="decimal"/>
+      <w:isLgl/>
+      <w:lvlText w:val="%1.%2"/>
+      <w:lvlJc w:val="left"/>
+      <w:pPr>
+        <w:ind w:left="732" w:hanging="372"/>
+      </w:pPr>
+      <w:rPr>
+        <w:rFonts w:hint="default"/>
+      </w:rPr>
+    </w:lvl>
+    <w:lvl w:ilvl="2">
+      <w:start w:val="1"/>
+      <w:numFmt w:val="decimal"/>
+      <w:isLgl/>
+      <w:lvlText w:val="%1.%2.%3"/>
+      <w:lvlJc w:val="left"/>
+      <w:pPr>
+        <w:ind w:left="1080" w:hanging="720"/>
+      </w:pPr>
+      <w:rPr>
+        <w:rFonts w:hint="default"/>
+      </w:rPr>
+    </w:lvl>
+    <w:lvl w:ilvl="3">
+      <w:start w:val="1"/>
+      <w:numFmt w:val="decimal"/>
+      <w:isLgl/>
+      <w:lvlText w:val="%1.%2.%3.%4"/>
+      <w:lvlJc w:val="left"/>
+      <w:pPr>
+        <w:ind w:left="1440" w:hanging="1080"/>
+      </w:pPr>
+      <w:rPr>
+        <w:rFonts w:hint="default"/>
+      </w:rPr>
+    </w:lvl>
+    <w:lvl w:ilvl="4">
+      <w:start w:val="1"/>
+      <w:numFmt w:val="decimal"/>
+      <w:isLgl/>
+      <w:lvlText w:val="%1.%2.%3.%4.%5"/>
+      <w:lvlJc w:val="left"/>
+      <w:pPr>
+        <w:ind w:left="1440" w:hanging="1080"/>
+      </w:pPr>
+      <w:rPr>
+        <w:rFonts w:hint="default"/>
+      </w:rPr>
+    </w:lvl>
+    <w:lvl w:ilvl="5">
+      <w:start w:val="1"/>
+      <w:numFmt w:val="decimal"/>
+      <w:isLgl/>
+      <w:lvlText w:val="%1.%2.%3.%4.%5.%6"/>
+      <w:lvlJc w:val="left"/>
+      <w:pPr>
+        <w:ind w:left="1800" w:hanging="1440"/>
+      </w:pPr>
+      <w:rPr>
+        <w:rFonts w:hint="default"/>
+      </w:rPr>
+    </w:lvl>
+    <w:lvl w:ilvl="6">
+      <w:start w:val="1"/>
+      <w:numFmt w:val="decimal"/>
+      <w:isLgl/>
+      <w:lvlText w:val="%1.%2.%3.%4.%5.%6.%7"/>
+      <w:lvlJc w:val="left"/>
+      <w:pPr>
+        <w:ind w:left="1800" w:hanging="1440"/>
+      </w:pPr>
+      <w:rPr>
+        <w:rFonts w:hint="default"/>
+      </w:rPr>
+    </w:lvl>
+    <w:lvl w:ilvl="7">
+      <w:start w:val="1"/>
+      <w:numFmt w:val="decimal"/>
+      <w:isLgl/>
+      <w:lvlText w:val="%1.%2.%3.%4.%5.%6.%7.%8"/>
+      <w:lvlJc w:val="left"/>
+      <w:pPr>
+        <w:ind w:left="2160" w:hanging="1800"/>
+      </w:pPr>
+      <w:rPr>
+        <w:rFonts w:hint="default"/>
+      </w:rPr>
+    </w:lvl>
+    <w:lvl w:ilvl="8">
+      <w:start w:val="1"/>
+      <w:numFmt w:val="decimal"/>
+      <w:isLgl/>
+      <w:lvlText w:val="%1.%2.%3.%4.%5.%6.%7.%8.%9"/>
+      <w:lvlJc w:val="left"/>
+      <w:pPr>
+        <w:ind w:left="2160" w:hanging="1800"/>
+      </w:pPr>
+      <w:rPr>
+        <w:rFonts w:hint="default"/>
+      </w:rPr>
+    </w:lvl>
+  </w:abstractNum>
+  <w:abstractNum w:abstractNumId="2" w15:restartNumberingAfterBreak="0">
     <w:nsid w:val="545058B0"/>
     <w:multiLevelType w:val="hybridMultilevel"/>
     <w:tmpl w:val="E6584250"/>
@@ -879,8 +2835,106 @@
       </w:rPr>
     </w:lvl>
   </w:abstractNum>
+  <w:abstractNum w:abstractNumId="3" w15:restartNumberingAfterBreak="0">
+    <w:nsid w:val="75DE09F3"/>
+    <w:multiLevelType w:val="hybridMultilevel"/>
+    <w:tmpl w:val="971A5E00"/>
+    <w:lvl w:ilvl="0" w:tplc="0C0A000F">
+      <w:start w:val="1"/>
+      <w:numFmt w:val="decimal"/>
+      <w:lvlText w:val="%1."/>
+      <w:lvlJc w:val="left"/>
+      <w:pPr>
+        <w:ind w:left="720" w:hanging="360"/>
+      </w:pPr>
+      <w:rPr>
+        <w:rFonts w:hint="default"/>
+      </w:rPr>
+    </w:lvl>
+    <w:lvl w:ilvl="1" w:tplc="0C0A0019" w:tentative="1">
+      <w:start w:val="1"/>
+      <w:numFmt w:val="lowerLetter"/>
+      <w:lvlText w:val="%2."/>
+      <w:lvlJc w:val="left"/>
+      <w:pPr>
+        <w:ind w:left="1440" w:hanging="360"/>
+      </w:pPr>
+    </w:lvl>
+    <w:lvl w:ilvl="2" w:tplc="0C0A001B" w:tentative="1">
+      <w:start w:val="1"/>
+      <w:numFmt w:val="lowerRoman"/>
+      <w:lvlText w:val="%3."/>
+      <w:lvlJc w:val="right"/>
+      <w:pPr>
+        <w:ind w:left="2160" w:hanging="180"/>
+      </w:pPr>
+    </w:lvl>
+    <w:lvl w:ilvl="3" w:tplc="0C0A000F" w:tentative="1">
+      <w:start w:val="1"/>
+      <w:numFmt w:val="decimal"/>
+      <w:lvlText w:val="%4."/>
+      <w:lvlJc w:val="left"/>
+      <w:pPr>
+        <w:ind w:left="2880" w:hanging="360"/>
+      </w:pPr>
+    </w:lvl>
+    <w:lvl w:ilvl="4" w:tplc="0C0A0019" w:tentative="1">
+      <w:start w:val="1"/>
+      <w:numFmt w:val="lowerLetter"/>
+      <w:lvlText w:val="%5."/>
+      <w:lvlJc w:val="left"/>
+      <w:pPr>
+        <w:ind w:left="3600" w:hanging="360"/>
+      </w:pPr>
+    </w:lvl>
+    <w:lvl w:ilvl="5" w:tplc="0C0A001B" w:tentative="1">
+      <w:start w:val="1"/>
+      <w:numFmt w:val="lowerRoman"/>
+      <w:lvlText w:val="%6."/>
+      <w:lvlJc w:val="right"/>
+      <w:pPr>
+        <w:ind w:left="4320" w:hanging="180"/>
+      </w:pPr>
+    </w:lvl>
+    <w:lvl w:ilvl="6" w:tplc="0C0A000F" w:tentative="1">
+      <w:start w:val="1"/>
+      <w:numFmt w:val="decimal"/>
+      <w:lvlText w:val="%7."/>
+      <w:lvlJc w:val="left"/>
+      <w:pPr>
+        <w:ind w:left="5040" w:hanging="360"/>
+      </w:pPr>
+    </w:lvl>
+    <w:lvl w:ilvl="7" w:tplc="0C0A0019" w:tentative="1">
+      <w:start w:val="1"/>
+      <w:numFmt w:val="lowerLetter"/>
+      <w:lvlText w:val="%8."/>
+      <w:lvlJc w:val="left"/>
+      <w:pPr>
+        <w:ind w:left="5760" w:hanging="360"/>
+      </w:pPr>
+    </w:lvl>
+    <w:lvl w:ilvl="8" w:tplc="0C0A001B" w:tentative="1">
+      <w:start w:val="1"/>
+      <w:numFmt w:val="lowerRoman"/>
+      <w:lvlText w:val="%9."/>
+      <w:lvlJc w:val="right"/>
+      <w:pPr>
+        <w:ind w:left="6480" w:hanging="180"/>
+      </w:pPr>
+    </w:lvl>
+  </w:abstractNum>
   <w:num w:numId="1" w16cid:durableId="1648046381">
+    <w:abstractNumId w:val="2"/>
+  </w:num>
+  <w:num w:numId="2" w16cid:durableId="571547461">
+    <w:abstractNumId w:val="3"/>
+  </w:num>
+  <w:num w:numId="3" w16cid:durableId="2083212223">
     <w:abstractNumId w:val="0"/>
+  </w:num>
+  <w:num w:numId="4" w16cid:durableId="1215389248">
+    <w:abstractNumId w:val="1"/>
   </w:num>
 </w:numbering>
 </file>
@@ -1313,7 +3367,6 @@
     <w:next w:val="Normal"/>
     <w:link w:val="Ttulo2Car"/>
     <w:uiPriority w:val="9"/>
-    <w:semiHidden/>
     <w:unhideWhenUsed/>
     <w:qFormat/>
     <w:rsid w:val="00AD09CB"/>
@@ -1530,7 +3583,6 @@
     <w:basedOn w:val="Fuentedeprrafopredeter"/>
     <w:link w:val="Ttulo2"/>
     <w:uiPriority w:val="9"/>
-    <w:semiHidden/>
     <w:rsid w:val="00AD09CB"/>
     <w:rPr>
       <w:rFonts w:asciiTheme="majorHAnsi" w:eastAsiaTheme="majorEastAsia" w:hAnsiTheme="majorHAnsi" w:cstheme="majorBidi"/>
@@ -1801,6 +3853,82 @@
       <w:color w:val="0F4761" w:themeColor="accent1" w:themeShade="BF"/>
       <w:spacing w:val="5"/>
     </w:rPr>
+  </w:style>
+  <w:style w:type="paragraph" w:styleId="Sinespaciado">
+    <w:name w:val="No Spacing"/>
+    <w:uiPriority w:val="1"/>
+    <w:qFormat/>
+    <w:rsid w:val="001237AC"/>
+    <w:pPr>
+      <w:spacing w:after="0" w:line="240" w:lineRule="auto"/>
+    </w:pPr>
+  </w:style>
+  <w:style w:type="paragraph" w:styleId="TtuloTDC">
+    <w:name w:val="TOC Heading"/>
+    <w:basedOn w:val="Ttulo1"/>
+    <w:next w:val="Normal"/>
+    <w:uiPriority w:val="39"/>
+    <w:unhideWhenUsed/>
+    <w:qFormat/>
+    <w:rsid w:val="00564ACE"/>
+    <w:pPr>
+      <w:spacing w:before="240" w:after="0" w:line="259" w:lineRule="auto"/>
+      <w:outlineLvl w:val="9"/>
+    </w:pPr>
+    <w:rPr>
+      <w:kern w:val="0"/>
+      <w:sz w:val="32"/>
+      <w:szCs w:val="32"/>
+      <w:lang w:eastAsia="es-ES"/>
+      <w14:ligatures w14:val="none"/>
+    </w:rPr>
+  </w:style>
+  <w:style w:type="paragraph" w:styleId="TDC1">
+    <w:name w:val="toc 1"/>
+    <w:basedOn w:val="Normal"/>
+    <w:next w:val="Normal"/>
+    <w:autoRedefine/>
+    <w:uiPriority w:val="39"/>
+    <w:unhideWhenUsed/>
+    <w:rsid w:val="00564ACE"/>
+    <w:pPr>
+      <w:spacing w:after="100"/>
+    </w:pPr>
+  </w:style>
+  <w:style w:type="character" w:styleId="Hipervnculo">
+    <w:name w:val="Hyperlink"/>
+    <w:basedOn w:val="Fuentedeprrafopredeter"/>
+    <w:uiPriority w:val="99"/>
+    <w:unhideWhenUsed/>
+    <w:rsid w:val="00564ACE"/>
+    <w:rPr>
+      <w:color w:val="467886" w:themeColor="hyperlink"/>
+      <w:u w:val="single"/>
+    </w:rPr>
+  </w:style>
+  <w:style w:type="character" w:styleId="nfasis">
+    <w:name w:val="Emphasis"/>
+    <w:basedOn w:val="Fuentedeprrafopredeter"/>
+    <w:uiPriority w:val="20"/>
+    <w:qFormat/>
+    <w:rsid w:val="00D62E9B"/>
+    <w:rPr>
+      <w:i/>
+      <w:iCs/>
+    </w:rPr>
+  </w:style>
+  <w:style w:type="paragraph" w:styleId="TDC2">
+    <w:name w:val="toc 2"/>
+    <w:basedOn w:val="Normal"/>
+    <w:next w:val="Normal"/>
+    <w:autoRedefine/>
+    <w:uiPriority w:val="39"/>
+    <w:unhideWhenUsed/>
+    <w:rsid w:val="00D62E9B"/>
+    <w:pPr>
+      <w:spacing w:after="100"/>
+      <w:ind w:left="240"/>
+    </w:pPr>
   </w:style>
 </w:styles>
 </file>

--- a/documentacion/Recaudación de requisitos y boceto - Bungalo APP.docx
+++ b/documentacion/Recaudación de requisitos y boceto - Bungalo APP.docx
@@ -278,6 +278,15 @@
     </w:p>
     <w:sdt>
       <w:sdtPr>
+        <w:rPr>
+          <w:rFonts w:asciiTheme="minorHAnsi" w:eastAsiaTheme="minorHAnsi" w:hAnsiTheme="minorHAnsi" w:cstheme="minorBidi"/>
+          <w:color w:val="auto"/>
+          <w:kern w:val="2"/>
+          <w:sz w:val="24"/>
+          <w:szCs w:val="24"/>
+          <w:lang w:eastAsia="en-US"/>
+          <w14:ligatures w14:val="standardContextual"/>
+        </w:rPr>
         <w:id w:val="376593266"/>
         <w:docPartObj>
           <w:docPartGallery w:val="Table of Contents"/>
@@ -286,15 +295,8 @@
       </w:sdtPr>
       <w:sdtEndPr>
         <w:rPr>
-          <w:rFonts w:asciiTheme="minorHAnsi" w:eastAsiaTheme="minorHAnsi" w:hAnsiTheme="minorHAnsi" w:cstheme="minorBidi"/>
           <w:b/>
           <w:bCs/>
-          <w:color w:val="auto"/>
-          <w:kern w:val="2"/>
-          <w:sz w:val="24"/>
-          <w:szCs w:val="24"/>
-          <w:lang w:eastAsia="en-US"/>
-          <w14:ligatures w14:val="standardContextual"/>
         </w:rPr>
       </w:sdtEndPr>
       <w:sdtContent>
@@ -1707,6 +1709,9 @@
     <w:p/>
     <w:p>
       <w:r>
+        <w:rPr>
+          <w:noProof/>
+        </w:rPr>
         <w:drawing>
           <wp:inline distT="0" distB="0" distL="0" distR="0" wp14:anchorId="4D18272E" wp14:editId="678D76DD">
             <wp:extent cx="3088640" cy="1957366"/>
@@ -1746,6 +1751,9 @@
     </w:p>
     <w:p>
       <w:r>
+        <w:rPr>
+          <w:noProof/>
+        </w:rPr>
         <w:lastRenderedPageBreak/>
         <w:drawing>
           <wp:inline distT="0" distB="0" distL="0" distR="0" wp14:anchorId="68CDAD64" wp14:editId="22D60C1D">
@@ -1827,6 +1835,9 @@
     </w:p>
     <w:p>
       <w:r>
+        <w:rPr>
+          <w:noProof/>
+        </w:rPr>
         <w:drawing>
           <wp:inline distT="0" distB="0" distL="0" distR="0" wp14:anchorId="4C54CA58" wp14:editId="4E38AD6A">
             <wp:extent cx="4105857" cy="2817707"/>
@@ -1914,6 +1925,9 @@
     </w:p>
     <w:p>
       <w:r>
+        <w:rPr>
+          <w:noProof/>
+        </w:rPr>
         <w:drawing>
           <wp:inline distT="0" distB="0" distL="0" distR="0" wp14:anchorId="0311CC5C" wp14:editId="305CAE9B">
             <wp:extent cx="4030899" cy="2174240"/>
@@ -1979,6 +1993,7 @@
       <w:r>
         <w:rPr>
           <w:rStyle w:val="nfasis"/>
+          <w:noProof/>
         </w:rPr>
         <w:lastRenderedPageBreak/>
         <w:drawing>
@@ -2038,6 +2053,9 @@
         </w:drawing>
       </w:r>
       <w:r>
+        <w:rPr>
+          <w:noProof/>
+        </w:rPr>
         <w:drawing>
           <wp:inline distT="0" distB="0" distL="0" distR="0" wp14:anchorId="0B5495F4" wp14:editId="4D2372DB">
             <wp:extent cx="3718560" cy="2310982"/>
@@ -2251,6 +2269,9 @@
     </w:p>
     <w:p>
       <w:r>
+        <w:rPr>
+          <w:noProof/>
+        </w:rPr>
         <w:drawing>
           <wp:inline distT="0" distB="0" distL="0" distR="0" wp14:anchorId="37D26665" wp14:editId="05D2619D">
             <wp:extent cx="3577281" cy="3803175"/>
@@ -2290,6 +2311,9 @@
     </w:p>
     <w:p>
       <w:r>
+        <w:rPr>
+          <w:noProof/>
+        </w:rPr>
         <w:drawing>
           <wp:inline distT="0" distB="0" distL="0" distR="0" wp14:anchorId="55EBB526" wp14:editId="171E2285">
             <wp:extent cx="3336325" cy="3403020"/>
@@ -2367,6 +2391,9 @@
     </w:p>
     <w:p>
       <w:r>
+        <w:rPr>
+          <w:noProof/>
+        </w:rPr>
         <w:drawing>
           <wp:inline distT="0" distB="0" distL="0" distR="0" wp14:anchorId="4EB3AE6E" wp14:editId="059925E5">
             <wp:extent cx="4024742" cy="3515497"/>
@@ -2445,6 +2472,9 @@
     <w:p/>
     <w:p>
       <w:r>
+        <w:rPr>
+          <w:noProof/>
+        </w:rPr>
         <w:drawing>
           <wp:inline distT="0" distB="0" distL="0" distR="0" wp14:anchorId="3F0819E2" wp14:editId="1C008A1B">
             <wp:extent cx="5202195" cy="2213869"/>
@@ -2498,6 +2528,148 @@
       </w:r>
       <w:r>
         <w:t>para la creación de un empleado nuevo habrá un formulario que se podrá rellenar y registrar al nuevo empleado.</w:t>
+      </w:r>
+    </w:p>
+    <w:p>
+      <w:pPr>
+        <w:jc w:val="center"/>
+      </w:pPr>
+    </w:p>
+    <w:p>
+      <w:pPr>
+        <w:pStyle w:val="Ttulo2"/>
+        <w:numPr>
+          <w:ilvl w:val="1"/>
+          <w:numId w:val="4"/>
+        </w:numPr>
+        <w:rPr>
+          <w:color w:val="0D0D0D" w:themeColor="text1" w:themeTint="F2"/>
+        </w:rPr>
+      </w:pPr>
+      <w:r>
+        <w:rPr>
+          <w:color w:val="0D0D0D" w:themeColor="text1" w:themeTint="F2"/>
+        </w:rPr>
+        <w:t>Configuración</w:t>
+      </w:r>
+    </w:p>
+    <w:p>
+      <w:pPr>
+        <w:ind w:left="360"/>
+      </w:pPr>
+      <w:r>
+        <w:drawing>
+          <wp:inline distT="0" distB="0" distL="0" distR="0" wp14:anchorId="0D48D65E" wp14:editId="1DA0FB0B">
+            <wp:extent cx="3799703" cy="2458815"/>
+            <wp:effectExtent l="0" t="0" r="0" b="0"/>
+            <wp:docPr id="1273400577" name="Imagen 1"/>
+            <wp:cNvGraphicFramePr>
+              <a:graphicFrameLocks xmlns:a="http://schemas.openxmlformats.org/drawingml/2006/main" noChangeAspect="1"/>
+            </wp:cNvGraphicFramePr>
+            <a:graphic xmlns:a="http://schemas.openxmlformats.org/drawingml/2006/main">
+              <a:graphicData uri="http://schemas.openxmlformats.org/drawingml/2006/picture">
+                <pic:pic xmlns:pic="http://schemas.openxmlformats.org/drawingml/2006/picture">
+                  <pic:nvPicPr>
+                    <pic:cNvPr id="1273400577" name=""/>
+                    <pic:cNvPicPr/>
+                  </pic:nvPicPr>
+                  <pic:blipFill>
+                    <a:blip r:embed="rId23"/>
+                    <a:stretch>
+                      <a:fillRect/>
+                    </a:stretch>
+                  </pic:blipFill>
+                  <pic:spPr>
+                    <a:xfrm>
+                      <a:off x="0" y="0"/>
+                      <a:ext cx="3810496" cy="2465799"/>
+                    </a:xfrm>
+                    <a:prstGeom prst="rect">
+                      <a:avLst/>
+                    </a:prstGeom>
+                  </pic:spPr>
+                </pic:pic>
+              </a:graphicData>
+            </a:graphic>
+          </wp:inline>
+        </w:drawing>
+      </w:r>
+    </w:p>
+    <w:p>
+      <w:pPr>
+        <w:ind w:left="360"/>
+      </w:pPr>
+      <w:r>
+        <w:drawing>
+          <wp:inline distT="0" distB="0" distL="0" distR="0" wp14:anchorId="7B09402D" wp14:editId="247A3593">
+            <wp:extent cx="2236573" cy="3761955"/>
+            <wp:effectExtent l="0" t="0" r="0" b="0"/>
+            <wp:docPr id="1465135494" name="Imagen 1"/>
+            <wp:cNvGraphicFramePr>
+              <a:graphicFrameLocks xmlns:a="http://schemas.openxmlformats.org/drawingml/2006/main" noChangeAspect="1"/>
+            </wp:cNvGraphicFramePr>
+            <a:graphic xmlns:a="http://schemas.openxmlformats.org/drawingml/2006/main">
+              <a:graphicData uri="http://schemas.openxmlformats.org/drawingml/2006/picture">
+                <pic:pic xmlns:pic="http://schemas.openxmlformats.org/drawingml/2006/picture">
+                  <pic:nvPicPr>
+                    <pic:cNvPr id="1465135494" name=""/>
+                    <pic:cNvPicPr/>
+                  </pic:nvPicPr>
+                  <pic:blipFill>
+                    <a:blip r:embed="rId24"/>
+                    <a:stretch>
+                      <a:fillRect/>
+                    </a:stretch>
+                  </pic:blipFill>
+                  <pic:spPr>
+                    <a:xfrm>
+                      <a:off x="0" y="0"/>
+                      <a:ext cx="2239092" cy="3766191"/>
+                    </a:xfrm>
+                    <a:prstGeom prst="rect">
+                      <a:avLst/>
+                    </a:prstGeom>
+                  </pic:spPr>
+                </pic:pic>
+              </a:graphicData>
+            </a:graphic>
+          </wp:inline>
+        </w:drawing>
+      </w:r>
+    </w:p>
+    <w:p>
+      <w:pPr>
+        <w:ind w:left="360"/>
+      </w:pPr>
+      <w:r>
+        <w:t xml:space="preserve">Para terminar nuestro boceto, al realizar </w:t>
+      </w:r>
+      <w:proofErr w:type="spellStart"/>
+      <w:proofErr w:type="gramStart"/>
+      <w:r>
+        <w:t>click</w:t>
+      </w:r>
+      <w:proofErr w:type="spellEnd"/>
+      <w:proofErr w:type="gramEnd"/>
+      <w:r>
+        <w:t xml:space="preserve"> en la tuerca en la parte de arriba, se nos abre una nueva pestaña de configuración, la cual tiene varias pestañas que permite cambiar y ajustar el programa al gusto del cliente, ya sea cambiando el aspecto, legibilidad, accesibilidad, uso de notificaciones, </w:t>
+      </w:r>
+      <w:proofErr w:type="spellStart"/>
+      <w:r>
+        <w:t>etc</w:t>
+      </w:r>
+      <w:proofErr w:type="spellEnd"/>
+      <w:r>
+        <w:t>…</w:t>
+      </w:r>
+    </w:p>
+    <w:p>
+      <w:pPr>
+        <w:ind w:left="360"/>
+      </w:pPr>
+      <w:r>
+        <w:lastRenderedPageBreak/>
+        <w:t>Con esto terminaríamos nuestro boceto de baja fidelidad.</w:t>
       </w:r>
     </w:p>
     <w:sectPr>
